--- a/Lab/lab07/lab07_张鹤扬_0349.docx
+++ b/Lab/lab07/lab07_张鹤扬_0349.docx
@@ -234,7 +234,33 @@
                             <w:pPr>
                               <w:spacing w:line="258" w:lineRule="auto"/>
                               <w:textDirection w:val="btLr"/>
-                            </w:pPr>
+                              <w:rPr>
+                                <w:rFonts w:ascii="Times New Roman" w:hAnsi="Times New Roman" w:cs="Times New Roman"/>
+                                <w:sz w:val="30"/>
+                                <w:szCs w:val="30"/>
+                                <w:lang w:eastAsia="zh-CN"/>
+                              </w:rPr>
+                            </w:pPr>
+                            <w:proofErr w:type="gramStart"/>
+                            <w:r>
+                              <w:rPr>
+                                <w:rFonts w:ascii="宋体" w:eastAsia="宋体" w:hAnsi="宋体" w:cs="Times New Roman"/>
+                                <w:sz w:val="30"/>
+                                <w:szCs w:val="30"/>
+                                <w:lang w:eastAsia="zh-CN"/>
+                              </w:rPr>
+                              <w:t>张鹤扬</w:t>
+                            </w:r>
+                            <w:proofErr w:type="gramEnd"/>
+                            <w:r>
+                              <w:rPr>
+                                <w:rFonts w:ascii="Times New Roman" w:hAnsi="Times New Roman" w:cs="Times New Roman"/>
+                                <w:sz w:val="30"/>
+                                <w:szCs w:val="30"/>
+                                <w:lang w:eastAsia="zh-CN"/>
+                              </w:rPr>
+                              <w:t>Stefan</w:t>
+                            </w:r>
                           </w:p>
                         </w:txbxContent>
                       </wps:txbx>
@@ -257,7 +283,33 @@
                       <w:pPr>
                         <w:spacing w:line="258" w:lineRule="auto"/>
                         <w:textDirection w:val="btLr"/>
+                        <w:rPr>
+                          <w:rFonts w:ascii="Times New Roman" w:hAnsi="Times New Roman" w:cs="Times New Roman"/>
+                          <w:sz w:val="30"/>
+                          <w:szCs w:val="30"/>
+                          <w:lang w:eastAsia="zh-CN"/>
+                        </w:rPr>
                       </w:pPr>
+                      <w:proofErr w:type="gramStart"/>
+                      <w:r>
+                        <w:rPr>
+                          <w:rFonts w:ascii="宋体" w:eastAsia="宋体" w:hAnsi="宋体" w:cs="Times New Roman"/>
+                          <w:sz w:val="30"/>
+                          <w:szCs w:val="30"/>
+                          <w:lang w:eastAsia="zh-CN"/>
+                        </w:rPr>
+                        <w:t>张鹤扬</w:t>
+                      </w:r>
+                      <w:proofErr w:type="gramEnd"/>
+                      <w:r>
+                        <w:rPr>
+                          <w:rFonts w:ascii="Times New Roman" w:hAnsi="Times New Roman" w:cs="Times New Roman"/>
+                          <w:sz w:val="30"/>
+                          <w:szCs w:val="30"/>
+                          <w:lang w:eastAsia="zh-CN"/>
+                        </w:rPr>
+                        <w:t>Stefan</w:t>
+                      </w:r>
                     </w:p>
                   </w:txbxContent>
                 </v:textbox>
@@ -367,6 +419,7 @@
           <w:rFonts w:ascii="Times New Roman" w:eastAsia="Times New Roman" w:hAnsi="Times New Roman" w:cs="Times New Roman"/>
         </w:rPr>
       </w:pPr>
+      <w:proofErr w:type="gramStart"/>
       <w:r>
         <w:rPr>
           <w:rFonts w:ascii="Symbol" w:eastAsia="Symbol" w:hAnsi="Symbol" w:cs="Symbol"/>
@@ -377,7 +430,14 @@
         <w:rPr>
           <w:rFonts w:ascii="Times New Roman" w:eastAsia="Times New Roman" w:hAnsi="Times New Roman" w:cs="Times New Roman"/>
         </w:rPr>
-        <w:t xml:space="preserve">  Save this file as a PDF before uploading, keep the number of pages (</w:t>
+        <w:t xml:space="preserve">  Save</w:t>
+      </w:r>
+      <w:proofErr w:type="gramEnd"/>
+      <w:r>
+        <w:rPr>
+          <w:rFonts w:ascii="Times New Roman" w:eastAsia="Times New Roman" w:hAnsi="Times New Roman" w:cs="Times New Roman"/>
+        </w:rPr>
+        <w:t xml:space="preserve"> this file as a PDF before uploading, keep the number of pages (</w:t>
       </w:r>
       <w:r>
         <w:rPr>
@@ -407,6 +467,7 @@
           <w:rFonts w:ascii="Times New Roman" w:eastAsia="Times New Roman" w:hAnsi="Times New Roman" w:cs="Times New Roman"/>
         </w:rPr>
       </w:pPr>
+      <w:proofErr w:type="gramStart"/>
       <w:r>
         <w:rPr>
           <w:rFonts w:ascii="Symbol" w:eastAsia="Symbol" w:hAnsi="Symbol" w:cs="Symbol"/>
@@ -425,6 +486,7 @@
         </w:rPr>
         <w:t>Note</w:t>
       </w:r>
+      <w:proofErr w:type="gramEnd"/>
       <w:r>
         <w:rPr>
           <w:rFonts w:ascii="Times New Roman" w:eastAsia="Times New Roman" w:hAnsi="Times New Roman" w:cs="Times New Roman"/>
@@ -623,6 +685,11 @@
                             <w:pPr>
                               <w:spacing w:line="258" w:lineRule="auto"/>
                               <w:textDirection w:val="btLr"/>
+                              <w:rPr>
+                                <w:rFonts w:ascii="Times New Roman" w:hAnsi="Times New Roman" w:cs="Times New Roman"/>
+                                <w:color w:val="000000"/>
+                                <w:lang w:eastAsia="zh-CN"/>
+                              </w:rPr>
                             </w:pPr>
                             <w:r>
                               <w:rPr>
@@ -666,6 +733,2388 @@
                               </w:rPr>
                               <w:t>)</w:t>
                             </w:r>
+                          </w:p>
+                          <w:tbl>
+                            <w:tblPr>
+                              <w:tblStyle w:val="ad"/>
+                              <w:tblW w:w="0" w:type="auto"/>
+                              <w:jc w:val="center"/>
+                              <w:tblLook w:val="04A0" w:firstRow="1" w:lastRow="0" w:firstColumn="1" w:lastColumn="0" w:noHBand="0" w:noVBand="1"/>
+                            </w:tblPr>
+                            <w:tblGrid>
+                              <w:gridCol w:w="328"/>
+                              <w:gridCol w:w="877"/>
+                              <w:gridCol w:w="328"/>
+                              <w:gridCol w:w="335"/>
+                              <w:gridCol w:w="328"/>
+                              <w:gridCol w:w="335"/>
+                              <w:gridCol w:w="328"/>
+                              <w:gridCol w:w="328"/>
+                              <w:gridCol w:w="328"/>
+                            </w:tblGrid>
+                            <w:tr>
+                              <w:trPr>
+                                <w:jc w:val="center"/>
+                              </w:trPr>
+                              <w:tc>
+                                <w:tcPr>
+                                  <w:tcW w:w="0" w:type="auto"/>
+                                  <w:hideMark/>
+                                </w:tcPr>
+                                <w:p>
+                                  <w:pPr>
+                                    <w:spacing w:after="160" w:line="258" w:lineRule="auto"/>
+                                    <w:textDirection w:val="btLr"/>
+                                    <w:rPr>
+                                      <w:rFonts w:hint="eastAsia"/>
+                                      <w:lang w:eastAsia="zh-CN"/>
+                                    </w:rPr>
+                                  </w:pPr>
+                                </w:p>
+                              </w:tc>
+                              <w:tc>
+                                <w:tcPr>
+                                  <w:tcW w:w="0" w:type="auto"/>
+                                  <w:hideMark/>
+                                </w:tcPr>
+                                <w:p>
+                                  <w:pPr>
+                                    <w:spacing w:after="160" w:line="258" w:lineRule="auto"/>
+                                    <w:textDirection w:val="btLr"/>
+                                    <w:rPr>
+                                      <w:lang w:eastAsia="zh-CN"/>
+                                    </w:rPr>
+                                  </w:pPr>
+                                  <w:r>
+                                    <w:rPr>
+                                      <w:b/>
+                                      <w:bCs/>
+                                      <w:lang w:eastAsia="zh-CN"/>
+                                    </w:rPr>
+                                    <w:t>A B C D</w:t>
+                                  </w:r>
+                                </w:p>
+                              </w:tc>
+                              <w:tc>
+                                <w:tcPr>
+                                  <w:tcW w:w="0" w:type="auto"/>
+                                  <w:hideMark/>
+                                </w:tcPr>
+                                <w:p>
+                                  <w:pPr>
+                                    <w:spacing w:after="160" w:line="258" w:lineRule="auto"/>
+                                    <w:textDirection w:val="btLr"/>
+                                    <w:rPr>
+                                      <w:lang w:eastAsia="zh-CN"/>
+                                    </w:rPr>
+                                  </w:pPr>
+                                  <w:r>
+                                    <w:rPr>
+                                      <w:b/>
+                                      <w:bCs/>
+                                      <w:lang w:eastAsia="zh-CN"/>
+                                    </w:rPr>
+                                    <w:t>a</w:t>
+                                  </w:r>
+                                </w:p>
+                              </w:tc>
+                              <w:tc>
+                                <w:tcPr>
+                                  <w:tcW w:w="0" w:type="auto"/>
+                                  <w:hideMark/>
+                                </w:tcPr>
+                                <w:p>
+                                  <w:pPr>
+                                    <w:spacing w:after="160" w:line="258" w:lineRule="auto"/>
+                                    <w:textDirection w:val="btLr"/>
+                                    <w:rPr>
+                                      <w:lang w:eastAsia="zh-CN"/>
+                                    </w:rPr>
+                                  </w:pPr>
+                                  <w:r>
+                                    <w:rPr>
+                                      <w:b/>
+                                      <w:bCs/>
+                                      <w:lang w:eastAsia="zh-CN"/>
+                                    </w:rPr>
+                                    <w:t>b</w:t>
+                                  </w:r>
+                                </w:p>
+                              </w:tc>
+                              <w:tc>
+                                <w:tcPr>
+                                  <w:tcW w:w="0" w:type="auto"/>
+                                  <w:hideMark/>
+                                </w:tcPr>
+                                <w:p>
+                                  <w:pPr>
+                                    <w:spacing w:after="160" w:line="258" w:lineRule="auto"/>
+                                    <w:textDirection w:val="btLr"/>
+                                    <w:rPr>
+                                      <w:lang w:eastAsia="zh-CN"/>
+                                    </w:rPr>
+                                  </w:pPr>
+                                  <w:r>
+                                    <w:rPr>
+                                      <w:b/>
+                                      <w:bCs/>
+                                      <w:lang w:eastAsia="zh-CN"/>
+                                    </w:rPr>
+                                    <w:t>c</w:t>
+                                  </w:r>
+                                </w:p>
+                              </w:tc>
+                              <w:tc>
+                                <w:tcPr>
+                                  <w:tcW w:w="0" w:type="auto"/>
+                                  <w:hideMark/>
+                                </w:tcPr>
+                                <w:p>
+                                  <w:pPr>
+                                    <w:spacing w:after="160" w:line="258" w:lineRule="auto"/>
+                                    <w:textDirection w:val="btLr"/>
+                                    <w:rPr>
+                                      <w:lang w:eastAsia="zh-CN"/>
+                                    </w:rPr>
+                                  </w:pPr>
+                                  <w:r>
+                                    <w:rPr>
+                                      <w:b/>
+                                      <w:bCs/>
+                                      <w:lang w:eastAsia="zh-CN"/>
+                                    </w:rPr>
+                                    <w:t>d</w:t>
+                                  </w:r>
+                                </w:p>
+                              </w:tc>
+                              <w:tc>
+                                <w:tcPr>
+                                  <w:tcW w:w="0" w:type="auto"/>
+                                  <w:hideMark/>
+                                </w:tcPr>
+                                <w:p>
+                                  <w:pPr>
+                                    <w:spacing w:after="160" w:line="258" w:lineRule="auto"/>
+                                    <w:textDirection w:val="btLr"/>
+                                    <w:rPr>
+                                      <w:lang w:eastAsia="zh-CN"/>
+                                    </w:rPr>
+                                  </w:pPr>
+                                  <w:r>
+                                    <w:rPr>
+                                      <w:b/>
+                                      <w:bCs/>
+                                      <w:lang w:eastAsia="zh-CN"/>
+                                    </w:rPr>
+                                    <w:t>e</w:t>
+                                  </w:r>
+                                </w:p>
+                              </w:tc>
+                              <w:tc>
+                                <w:tcPr>
+                                  <w:tcW w:w="0" w:type="auto"/>
+                                  <w:hideMark/>
+                                </w:tcPr>
+                                <w:p>
+                                  <w:pPr>
+                                    <w:spacing w:after="160" w:line="258" w:lineRule="auto"/>
+                                    <w:textDirection w:val="btLr"/>
+                                    <w:rPr>
+                                      <w:lang w:eastAsia="zh-CN"/>
+                                    </w:rPr>
+                                  </w:pPr>
+                                  <w:r>
+                                    <w:rPr>
+                                      <w:b/>
+                                      <w:bCs/>
+                                      <w:lang w:eastAsia="zh-CN"/>
+                                    </w:rPr>
+                                    <w:t>f</w:t>
+                                  </w:r>
+                                </w:p>
+                              </w:tc>
+                              <w:tc>
+                                <w:tcPr>
+                                  <w:tcW w:w="0" w:type="auto"/>
+                                  <w:hideMark/>
+                                </w:tcPr>
+                                <w:p>
+                                  <w:pPr>
+                                    <w:spacing w:after="160" w:line="258" w:lineRule="auto"/>
+                                    <w:textDirection w:val="btLr"/>
+                                    <w:rPr>
+                                      <w:lang w:eastAsia="zh-CN"/>
+                                    </w:rPr>
+                                  </w:pPr>
+                                  <w:r>
+                                    <w:rPr>
+                                      <w:b/>
+                                      <w:bCs/>
+                                      <w:lang w:eastAsia="zh-CN"/>
+                                    </w:rPr>
+                                    <w:t>g</w:t>
+                                  </w:r>
+                                </w:p>
+                              </w:tc>
+                            </w:tr>
+                            <w:tr>
+                              <w:trPr>
+                                <w:jc w:val="center"/>
+                              </w:trPr>
+                              <w:tc>
+                                <w:tcPr>
+                                  <w:tcW w:w="0" w:type="auto"/>
+                                  <w:hideMark/>
+                                </w:tcPr>
+                                <w:p>
+                                  <w:pPr>
+                                    <w:spacing w:after="160" w:line="258" w:lineRule="auto"/>
+                                    <w:textDirection w:val="btLr"/>
+                                    <w:rPr>
+                                      <w:lang w:eastAsia="zh-CN"/>
+                                    </w:rPr>
+                                  </w:pPr>
+                                  <w:r>
+                                    <w:rPr>
+                                      <w:lang w:eastAsia="zh-CN"/>
+                                    </w:rPr>
+                                    <w:t>0</w:t>
+                                  </w:r>
+                                </w:p>
+                              </w:tc>
+                              <w:tc>
+                                <w:tcPr>
+                                  <w:tcW w:w="0" w:type="auto"/>
+                                  <w:hideMark/>
+                                </w:tcPr>
+                                <w:p>
+                                  <w:pPr>
+                                    <w:spacing w:after="160" w:line="258" w:lineRule="auto"/>
+                                    <w:textDirection w:val="btLr"/>
+                                    <w:rPr>
+                                      <w:lang w:eastAsia="zh-CN"/>
+                                    </w:rPr>
+                                  </w:pPr>
+                                  <w:r>
+                                    <w:rPr>
+                                      <w:lang w:eastAsia="zh-CN"/>
+                                    </w:rPr>
+                                    <w:t>0 0 0 0</w:t>
+                                  </w:r>
+                                </w:p>
+                              </w:tc>
+                              <w:tc>
+                                <w:tcPr>
+                                  <w:tcW w:w="0" w:type="auto"/>
+                                  <w:hideMark/>
+                                </w:tcPr>
+                                <w:p>
+                                  <w:pPr>
+                                    <w:spacing w:after="160" w:line="258" w:lineRule="auto"/>
+                                    <w:textDirection w:val="btLr"/>
+                                    <w:rPr>
+                                      <w:lang w:eastAsia="zh-CN"/>
+                                    </w:rPr>
+                                  </w:pPr>
+                                  <w:r>
+                                    <w:rPr>
+                                      <w:lang w:eastAsia="zh-CN"/>
+                                    </w:rPr>
+                                    <w:t>1</w:t>
+                                  </w:r>
+                                </w:p>
+                              </w:tc>
+                              <w:tc>
+                                <w:tcPr>
+                                  <w:tcW w:w="0" w:type="auto"/>
+                                  <w:hideMark/>
+                                </w:tcPr>
+                                <w:p>
+                                  <w:pPr>
+                                    <w:spacing w:after="160" w:line="258" w:lineRule="auto"/>
+                                    <w:textDirection w:val="btLr"/>
+                                    <w:rPr>
+                                      <w:lang w:eastAsia="zh-CN"/>
+                                    </w:rPr>
+                                  </w:pPr>
+                                  <w:r>
+                                    <w:rPr>
+                                      <w:lang w:eastAsia="zh-CN"/>
+                                    </w:rPr>
+                                    <w:t>1</w:t>
+                                  </w:r>
+                                </w:p>
+                              </w:tc>
+                              <w:tc>
+                                <w:tcPr>
+                                  <w:tcW w:w="0" w:type="auto"/>
+                                  <w:hideMark/>
+                                </w:tcPr>
+                                <w:p>
+                                  <w:pPr>
+                                    <w:spacing w:after="160" w:line="258" w:lineRule="auto"/>
+                                    <w:textDirection w:val="btLr"/>
+                                    <w:rPr>
+                                      <w:lang w:eastAsia="zh-CN"/>
+                                    </w:rPr>
+                                  </w:pPr>
+                                  <w:r>
+                                    <w:rPr>
+                                      <w:lang w:eastAsia="zh-CN"/>
+                                    </w:rPr>
+                                    <w:t>1</w:t>
+                                  </w:r>
+                                </w:p>
+                              </w:tc>
+                              <w:tc>
+                                <w:tcPr>
+                                  <w:tcW w:w="0" w:type="auto"/>
+                                  <w:hideMark/>
+                                </w:tcPr>
+                                <w:p>
+                                  <w:pPr>
+                                    <w:spacing w:after="160" w:line="258" w:lineRule="auto"/>
+                                    <w:textDirection w:val="btLr"/>
+                                    <w:rPr>
+                                      <w:lang w:eastAsia="zh-CN"/>
+                                    </w:rPr>
+                                  </w:pPr>
+                                  <w:r>
+                                    <w:rPr>
+                                      <w:lang w:eastAsia="zh-CN"/>
+                                    </w:rPr>
+                                    <w:t>1</w:t>
+                                  </w:r>
+                                </w:p>
+                              </w:tc>
+                              <w:tc>
+                                <w:tcPr>
+                                  <w:tcW w:w="0" w:type="auto"/>
+                                  <w:hideMark/>
+                                </w:tcPr>
+                                <w:p>
+                                  <w:pPr>
+                                    <w:spacing w:after="160" w:line="258" w:lineRule="auto"/>
+                                    <w:textDirection w:val="btLr"/>
+                                    <w:rPr>
+                                      <w:lang w:eastAsia="zh-CN"/>
+                                    </w:rPr>
+                                  </w:pPr>
+                                  <w:r>
+                                    <w:rPr>
+                                      <w:lang w:eastAsia="zh-CN"/>
+                                    </w:rPr>
+                                    <w:t>1</w:t>
+                                  </w:r>
+                                </w:p>
+                              </w:tc>
+                              <w:tc>
+                                <w:tcPr>
+                                  <w:tcW w:w="0" w:type="auto"/>
+                                  <w:hideMark/>
+                                </w:tcPr>
+                                <w:p>
+                                  <w:pPr>
+                                    <w:spacing w:after="160" w:line="258" w:lineRule="auto"/>
+                                    <w:textDirection w:val="btLr"/>
+                                    <w:rPr>
+                                      <w:lang w:eastAsia="zh-CN"/>
+                                    </w:rPr>
+                                  </w:pPr>
+                                  <w:r>
+                                    <w:rPr>
+                                      <w:lang w:eastAsia="zh-CN"/>
+                                    </w:rPr>
+                                    <w:t>1</w:t>
+                                  </w:r>
+                                </w:p>
+                              </w:tc>
+                              <w:tc>
+                                <w:tcPr>
+                                  <w:tcW w:w="0" w:type="auto"/>
+                                  <w:hideMark/>
+                                </w:tcPr>
+                                <w:p>
+                                  <w:pPr>
+                                    <w:spacing w:after="160" w:line="258" w:lineRule="auto"/>
+                                    <w:textDirection w:val="btLr"/>
+                                    <w:rPr>
+                                      <w:lang w:eastAsia="zh-CN"/>
+                                    </w:rPr>
+                                  </w:pPr>
+                                  <w:r>
+                                    <w:rPr>
+                                      <w:lang w:eastAsia="zh-CN"/>
+                                    </w:rPr>
+                                    <w:t>0</w:t>
+                                  </w:r>
+                                </w:p>
+                              </w:tc>
+                            </w:tr>
+                            <w:tr>
+                              <w:trPr>
+                                <w:jc w:val="center"/>
+                              </w:trPr>
+                              <w:tc>
+                                <w:tcPr>
+                                  <w:tcW w:w="0" w:type="auto"/>
+                                  <w:hideMark/>
+                                </w:tcPr>
+                                <w:p>
+                                  <w:pPr>
+                                    <w:spacing w:after="160" w:line="258" w:lineRule="auto"/>
+                                    <w:textDirection w:val="btLr"/>
+                                    <w:rPr>
+                                      <w:lang w:eastAsia="zh-CN"/>
+                                    </w:rPr>
+                                  </w:pPr>
+                                  <w:r>
+                                    <w:rPr>
+                                      <w:lang w:eastAsia="zh-CN"/>
+                                    </w:rPr>
+                                    <w:t>1</w:t>
+                                  </w:r>
+                                </w:p>
+                              </w:tc>
+                              <w:tc>
+                                <w:tcPr>
+                                  <w:tcW w:w="0" w:type="auto"/>
+                                  <w:hideMark/>
+                                </w:tcPr>
+                                <w:p>
+                                  <w:pPr>
+                                    <w:spacing w:after="160" w:line="258" w:lineRule="auto"/>
+                                    <w:textDirection w:val="btLr"/>
+                                    <w:rPr>
+                                      <w:lang w:eastAsia="zh-CN"/>
+                                    </w:rPr>
+                                  </w:pPr>
+                                  <w:r>
+                                    <w:rPr>
+                                      <w:lang w:eastAsia="zh-CN"/>
+                                    </w:rPr>
+                                    <w:t>0 0 0 1</w:t>
+                                  </w:r>
+                                </w:p>
+                              </w:tc>
+                              <w:tc>
+                                <w:tcPr>
+                                  <w:tcW w:w="0" w:type="auto"/>
+                                  <w:hideMark/>
+                                </w:tcPr>
+                                <w:p>
+                                  <w:pPr>
+                                    <w:spacing w:after="160" w:line="258" w:lineRule="auto"/>
+                                    <w:textDirection w:val="btLr"/>
+                                    <w:rPr>
+                                      <w:lang w:eastAsia="zh-CN"/>
+                                    </w:rPr>
+                                  </w:pPr>
+                                  <w:r>
+                                    <w:rPr>
+                                      <w:lang w:eastAsia="zh-CN"/>
+                                    </w:rPr>
+                                    <w:t>0</w:t>
+                                  </w:r>
+                                </w:p>
+                              </w:tc>
+                              <w:tc>
+                                <w:tcPr>
+                                  <w:tcW w:w="0" w:type="auto"/>
+                                  <w:hideMark/>
+                                </w:tcPr>
+                                <w:p>
+                                  <w:pPr>
+                                    <w:spacing w:after="160" w:line="258" w:lineRule="auto"/>
+                                    <w:textDirection w:val="btLr"/>
+                                    <w:rPr>
+                                      <w:lang w:eastAsia="zh-CN"/>
+                                    </w:rPr>
+                                  </w:pPr>
+                                  <w:r>
+                                    <w:rPr>
+                                      <w:lang w:eastAsia="zh-CN"/>
+                                    </w:rPr>
+                                    <w:t>1</w:t>
+                                  </w:r>
+                                </w:p>
+                              </w:tc>
+                              <w:tc>
+                                <w:tcPr>
+                                  <w:tcW w:w="0" w:type="auto"/>
+                                  <w:hideMark/>
+                                </w:tcPr>
+                                <w:p>
+                                  <w:pPr>
+                                    <w:spacing w:after="160" w:line="258" w:lineRule="auto"/>
+                                    <w:textDirection w:val="btLr"/>
+                                    <w:rPr>
+                                      <w:lang w:eastAsia="zh-CN"/>
+                                    </w:rPr>
+                                  </w:pPr>
+                                  <w:r>
+                                    <w:rPr>
+                                      <w:lang w:eastAsia="zh-CN"/>
+                                    </w:rPr>
+                                    <w:t>1</w:t>
+                                  </w:r>
+                                </w:p>
+                              </w:tc>
+                              <w:tc>
+                                <w:tcPr>
+                                  <w:tcW w:w="0" w:type="auto"/>
+                                  <w:hideMark/>
+                                </w:tcPr>
+                                <w:p>
+                                  <w:pPr>
+                                    <w:spacing w:after="160" w:line="258" w:lineRule="auto"/>
+                                    <w:textDirection w:val="btLr"/>
+                                    <w:rPr>
+                                      <w:lang w:eastAsia="zh-CN"/>
+                                    </w:rPr>
+                                  </w:pPr>
+                                  <w:r>
+                                    <w:rPr>
+                                      <w:lang w:eastAsia="zh-CN"/>
+                                    </w:rPr>
+                                    <w:t>0</w:t>
+                                  </w:r>
+                                </w:p>
+                              </w:tc>
+                              <w:tc>
+                                <w:tcPr>
+                                  <w:tcW w:w="0" w:type="auto"/>
+                                  <w:hideMark/>
+                                </w:tcPr>
+                                <w:p>
+                                  <w:pPr>
+                                    <w:spacing w:after="160" w:line="258" w:lineRule="auto"/>
+                                    <w:textDirection w:val="btLr"/>
+                                    <w:rPr>
+                                      <w:lang w:eastAsia="zh-CN"/>
+                                    </w:rPr>
+                                  </w:pPr>
+                                  <w:r>
+                                    <w:rPr>
+                                      <w:lang w:eastAsia="zh-CN"/>
+                                    </w:rPr>
+                                    <w:t>0</w:t>
+                                  </w:r>
+                                </w:p>
+                              </w:tc>
+                              <w:tc>
+                                <w:tcPr>
+                                  <w:tcW w:w="0" w:type="auto"/>
+                                  <w:hideMark/>
+                                </w:tcPr>
+                                <w:p>
+                                  <w:pPr>
+                                    <w:spacing w:after="160" w:line="258" w:lineRule="auto"/>
+                                    <w:textDirection w:val="btLr"/>
+                                    <w:rPr>
+                                      <w:lang w:eastAsia="zh-CN"/>
+                                    </w:rPr>
+                                  </w:pPr>
+                                  <w:r>
+                                    <w:rPr>
+                                      <w:lang w:eastAsia="zh-CN"/>
+                                    </w:rPr>
+                                    <w:t>0</w:t>
+                                  </w:r>
+                                </w:p>
+                              </w:tc>
+                              <w:tc>
+                                <w:tcPr>
+                                  <w:tcW w:w="0" w:type="auto"/>
+                                  <w:hideMark/>
+                                </w:tcPr>
+                                <w:p>
+                                  <w:pPr>
+                                    <w:spacing w:after="160" w:line="258" w:lineRule="auto"/>
+                                    <w:textDirection w:val="btLr"/>
+                                    <w:rPr>
+                                      <w:lang w:eastAsia="zh-CN"/>
+                                    </w:rPr>
+                                  </w:pPr>
+                                  <w:r>
+                                    <w:rPr>
+                                      <w:lang w:eastAsia="zh-CN"/>
+                                    </w:rPr>
+                                    <w:t>0</w:t>
+                                  </w:r>
+                                </w:p>
+                              </w:tc>
+                            </w:tr>
+                            <w:tr>
+                              <w:trPr>
+                                <w:jc w:val="center"/>
+                              </w:trPr>
+                              <w:tc>
+                                <w:tcPr>
+                                  <w:tcW w:w="0" w:type="auto"/>
+                                  <w:hideMark/>
+                                </w:tcPr>
+                                <w:p>
+                                  <w:pPr>
+                                    <w:spacing w:after="160" w:line="258" w:lineRule="auto"/>
+                                    <w:textDirection w:val="btLr"/>
+                                    <w:rPr>
+                                      <w:lang w:eastAsia="zh-CN"/>
+                                    </w:rPr>
+                                  </w:pPr>
+                                  <w:r>
+                                    <w:rPr>
+                                      <w:lang w:eastAsia="zh-CN"/>
+                                    </w:rPr>
+                                    <w:t>2</w:t>
+                                  </w:r>
+                                </w:p>
+                              </w:tc>
+                              <w:tc>
+                                <w:tcPr>
+                                  <w:tcW w:w="0" w:type="auto"/>
+                                  <w:hideMark/>
+                                </w:tcPr>
+                                <w:p>
+                                  <w:pPr>
+                                    <w:spacing w:after="160" w:line="258" w:lineRule="auto"/>
+                                    <w:textDirection w:val="btLr"/>
+                                    <w:rPr>
+                                      <w:lang w:eastAsia="zh-CN"/>
+                                    </w:rPr>
+                                  </w:pPr>
+                                  <w:r>
+                                    <w:rPr>
+                                      <w:lang w:eastAsia="zh-CN"/>
+                                    </w:rPr>
+                                    <w:t>0 0 1 0</w:t>
+                                  </w:r>
+                                </w:p>
+                              </w:tc>
+                              <w:tc>
+                                <w:tcPr>
+                                  <w:tcW w:w="0" w:type="auto"/>
+                                  <w:hideMark/>
+                                </w:tcPr>
+                                <w:p>
+                                  <w:pPr>
+                                    <w:spacing w:after="160" w:line="258" w:lineRule="auto"/>
+                                    <w:textDirection w:val="btLr"/>
+                                    <w:rPr>
+                                      <w:lang w:eastAsia="zh-CN"/>
+                                    </w:rPr>
+                                  </w:pPr>
+                                  <w:r>
+                                    <w:rPr>
+                                      <w:lang w:eastAsia="zh-CN"/>
+                                    </w:rPr>
+                                    <w:t>1</w:t>
+                                  </w:r>
+                                </w:p>
+                              </w:tc>
+                              <w:tc>
+                                <w:tcPr>
+                                  <w:tcW w:w="0" w:type="auto"/>
+                                  <w:hideMark/>
+                                </w:tcPr>
+                                <w:p>
+                                  <w:pPr>
+                                    <w:spacing w:after="160" w:line="258" w:lineRule="auto"/>
+                                    <w:textDirection w:val="btLr"/>
+                                    <w:rPr>
+                                      <w:lang w:eastAsia="zh-CN"/>
+                                    </w:rPr>
+                                  </w:pPr>
+                                  <w:r>
+                                    <w:rPr>
+                                      <w:lang w:eastAsia="zh-CN"/>
+                                    </w:rPr>
+                                    <w:t>1</w:t>
+                                  </w:r>
+                                </w:p>
+                              </w:tc>
+                              <w:tc>
+                                <w:tcPr>
+                                  <w:tcW w:w="0" w:type="auto"/>
+                                  <w:hideMark/>
+                                </w:tcPr>
+                                <w:p>
+                                  <w:pPr>
+                                    <w:spacing w:after="160" w:line="258" w:lineRule="auto"/>
+                                    <w:textDirection w:val="btLr"/>
+                                    <w:rPr>
+                                      <w:lang w:eastAsia="zh-CN"/>
+                                    </w:rPr>
+                                  </w:pPr>
+                                  <w:r>
+                                    <w:rPr>
+                                      <w:lang w:eastAsia="zh-CN"/>
+                                    </w:rPr>
+                                    <w:t>0</w:t>
+                                  </w:r>
+                                </w:p>
+                              </w:tc>
+                              <w:tc>
+                                <w:tcPr>
+                                  <w:tcW w:w="0" w:type="auto"/>
+                                  <w:hideMark/>
+                                </w:tcPr>
+                                <w:p>
+                                  <w:pPr>
+                                    <w:spacing w:after="160" w:line="258" w:lineRule="auto"/>
+                                    <w:textDirection w:val="btLr"/>
+                                    <w:rPr>
+                                      <w:lang w:eastAsia="zh-CN"/>
+                                    </w:rPr>
+                                  </w:pPr>
+                                  <w:r>
+                                    <w:rPr>
+                                      <w:lang w:eastAsia="zh-CN"/>
+                                    </w:rPr>
+                                    <w:t>1</w:t>
+                                  </w:r>
+                                </w:p>
+                              </w:tc>
+                              <w:tc>
+                                <w:tcPr>
+                                  <w:tcW w:w="0" w:type="auto"/>
+                                  <w:hideMark/>
+                                </w:tcPr>
+                                <w:p>
+                                  <w:pPr>
+                                    <w:spacing w:after="160" w:line="258" w:lineRule="auto"/>
+                                    <w:textDirection w:val="btLr"/>
+                                    <w:rPr>
+                                      <w:lang w:eastAsia="zh-CN"/>
+                                    </w:rPr>
+                                  </w:pPr>
+                                  <w:r>
+                                    <w:rPr>
+                                      <w:lang w:eastAsia="zh-CN"/>
+                                    </w:rPr>
+                                    <w:t>1</w:t>
+                                  </w:r>
+                                </w:p>
+                              </w:tc>
+                              <w:tc>
+                                <w:tcPr>
+                                  <w:tcW w:w="0" w:type="auto"/>
+                                  <w:hideMark/>
+                                </w:tcPr>
+                                <w:p>
+                                  <w:pPr>
+                                    <w:spacing w:after="160" w:line="258" w:lineRule="auto"/>
+                                    <w:textDirection w:val="btLr"/>
+                                    <w:rPr>
+                                      <w:lang w:eastAsia="zh-CN"/>
+                                    </w:rPr>
+                                  </w:pPr>
+                                  <w:r>
+                                    <w:rPr>
+                                      <w:lang w:eastAsia="zh-CN"/>
+                                    </w:rPr>
+                                    <w:t>0</w:t>
+                                  </w:r>
+                                </w:p>
+                              </w:tc>
+                              <w:tc>
+                                <w:tcPr>
+                                  <w:tcW w:w="0" w:type="auto"/>
+                                  <w:hideMark/>
+                                </w:tcPr>
+                                <w:p>
+                                  <w:pPr>
+                                    <w:spacing w:after="160" w:line="258" w:lineRule="auto"/>
+                                    <w:textDirection w:val="btLr"/>
+                                    <w:rPr>
+                                      <w:lang w:eastAsia="zh-CN"/>
+                                    </w:rPr>
+                                  </w:pPr>
+                                  <w:r>
+                                    <w:rPr>
+                                      <w:lang w:eastAsia="zh-CN"/>
+                                    </w:rPr>
+                                    <w:t>1</w:t>
+                                  </w:r>
+                                </w:p>
+                              </w:tc>
+                            </w:tr>
+                            <w:tr>
+                              <w:trPr>
+                                <w:jc w:val="center"/>
+                              </w:trPr>
+                              <w:tc>
+                                <w:tcPr>
+                                  <w:tcW w:w="0" w:type="auto"/>
+                                  <w:hideMark/>
+                                </w:tcPr>
+                                <w:p>
+                                  <w:pPr>
+                                    <w:spacing w:after="160" w:line="258" w:lineRule="auto"/>
+                                    <w:textDirection w:val="btLr"/>
+                                    <w:rPr>
+                                      <w:lang w:eastAsia="zh-CN"/>
+                                    </w:rPr>
+                                  </w:pPr>
+                                  <w:r>
+                                    <w:rPr>
+                                      <w:lang w:eastAsia="zh-CN"/>
+                                    </w:rPr>
+                                    <w:t>3</w:t>
+                                  </w:r>
+                                </w:p>
+                              </w:tc>
+                              <w:tc>
+                                <w:tcPr>
+                                  <w:tcW w:w="0" w:type="auto"/>
+                                  <w:hideMark/>
+                                </w:tcPr>
+                                <w:p>
+                                  <w:pPr>
+                                    <w:spacing w:after="160" w:line="258" w:lineRule="auto"/>
+                                    <w:textDirection w:val="btLr"/>
+                                    <w:rPr>
+                                      <w:lang w:eastAsia="zh-CN"/>
+                                    </w:rPr>
+                                  </w:pPr>
+                                  <w:r>
+                                    <w:rPr>
+                                      <w:lang w:eastAsia="zh-CN"/>
+                                    </w:rPr>
+                                    <w:t>0 0 1 1</w:t>
+                                  </w:r>
+                                </w:p>
+                              </w:tc>
+                              <w:tc>
+                                <w:tcPr>
+                                  <w:tcW w:w="0" w:type="auto"/>
+                                  <w:hideMark/>
+                                </w:tcPr>
+                                <w:p>
+                                  <w:pPr>
+                                    <w:spacing w:after="160" w:line="258" w:lineRule="auto"/>
+                                    <w:textDirection w:val="btLr"/>
+                                    <w:rPr>
+                                      <w:lang w:eastAsia="zh-CN"/>
+                                    </w:rPr>
+                                  </w:pPr>
+                                  <w:r>
+                                    <w:rPr>
+                                      <w:lang w:eastAsia="zh-CN"/>
+                                    </w:rPr>
+                                    <w:t>1</w:t>
+                                  </w:r>
+                                </w:p>
+                              </w:tc>
+                              <w:tc>
+                                <w:tcPr>
+                                  <w:tcW w:w="0" w:type="auto"/>
+                                  <w:hideMark/>
+                                </w:tcPr>
+                                <w:p>
+                                  <w:pPr>
+                                    <w:spacing w:after="160" w:line="258" w:lineRule="auto"/>
+                                    <w:textDirection w:val="btLr"/>
+                                    <w:rPr>
+                                      <w:lang w:eastAsia="zh-CN"/>
+                                    </w:rPr>
+                                  </w:pPr>
+                                  <w:r>
+                                    <w:rPr>
+                                      <w:lang w:eastAsia="zh-CN"/>
+                                    </w:rPr>
+                                    <w:t>1</w:t>
+                                  </w:r>
+                                </w:p>
+                              </w:tc>
+                              <w:tc>
+                                <w:tcPr>
+                                  <w:tcW w:w="0" w:type="auto"/>
+                                  <w:hideMark/>
+                                </w:tcPr>
+                                <w:p>
+                                  <w:pPr>
+                                    <w:spacing w:after="160" w:line="258" w:lineRule="auto"/>
+                                    <w:textDirection w:val="btLr"/>
+                                    <w:rPr>
+                                      <w:lang w:eastAsia="zh-CN"/>
+                                    </w:rPr>
+                                  </w:pPr>
+                                  <w:r>
+                                    <w:rPr>
+                                      <w:lang w:eastAsia="zh-CN"/>
+                                    </w:rPr>
+                                    <w:t>1</w:t>
+                                  </w:r>
+                                </w:p>
+                              </w:tc>
+                              <w:tc>
+                                <w:tcPr>
+                                  <w:tcW w:w="0" w:type="auto"/>
+                                  <w:hideMark/>
+                                </w:tcPr>
+                                <w:p>
+                                  <w:pPr>
+                                    <w:spacing w:after="160" w:line="258" w:lineRule="auto"/>
+                                    <w:textDirection w:val="btLr"/>
+                                    <w:rPr>
+                                      <w:lang w:eastAsia="zh-CN"/>
+                                    </w:rPr>
+                                  </w:pPr>
+                                  <w:r>
+                                    <w:rPr>
+                                      <w:lang w:eastAsia="zh-CN"/>
+                                    </w:rPr>
+                                    <w:t>1</w:t>
+                                  </w:r>
+                                </w:p>
+                              </w:tc>
+                              <w:tc>
+                                <w:tcPr>
+                                  <w:tcW w:w="0" w:type="auto"/>
+                                  <w:hideMark/>
+                                </w:tcPr>
+                                <w:p>
+                                  <w:pPr>
+                                    <w:spacing w:after="160" w:line="258" w:lineRule="auto"/>
+                                    <w:textDirection w:val="btLr"/>
+                                    <w:rPr>
+                                      <w:lang w:eastAsia="zh-CN"/>
+                                    </w:rPr>
+                                  </w:pPr>
+                                  <w:r>
+                                    <w:rPr>
+                                      <w:lang w:eastAsia="zh-CN"/>
+                                    </w:rPr>
+                                    <w:t>0</w:t>
+                                  </w:r>
+                                </w:p>
+                              </w:tc>
+                              <w:tc>
+                                <w:tcPr>
+                                  <w:tcW w:w="0" w:type="auto"/>
+                                  <w:hideMark/>
+                                </w:tcPr>
+                                <w:p>
+                                  <w:pPr>
+                                    <w:spacing w:after="160" w:line="258" w:lineRule="auto"/>
+                                    <w:textDirection w:val="btLr"/>
+                                    <w:rPr>
+                                      <w:lang w:eastAsia="zh-CN"/>
+                                    </w:rPr>
+                                  </w:pPr>
+                                  <w:r>
+                                    <w:rPr>
+                                      <w:lang w:eastAsia="zh-CN"/>
+                                    </w:rPr>
+                                    <w:t>0</w:t>
+                                  </w:r>
+                                </w:p>
+                              </w:tc>
+                              <w:tc>
+                                <w:tcPr>
+                                  <w:tcW w:w="0" w:type="auto"/>
+                                  <w:hideMark/>
+                                </w:tcPr>
+                                <w:p>
+                                  <w:pPr>
+                                    <w:spacing w:after="160" w:line="258" w:lineRule="auto"/>
+                                    <w:textDirection w:val="btLr"/>
+                                    <w:rPr>
+                                      <w:lang w:eastAsia="zh-CN"/>
+                                    </w:rPr>
+                                  </w:pPr>
+                                  <w:r>
+                                    <w:rPr>
+                                      <w:lang w:eastAsia="zh-CN"/>
+                                    </w:rPr>
+                                    <w:t>1</w:t>
+                                  </w:r>
+                                </w:p>
+                              </w:tc>
+                            </w:tr>
+                            <w:tr>
+                              <w:trPr>
+                                <w:jc w:val="center"/>
+                              </w:trPr>
+                              <w:tc>
+                                <w:tcPr>
+                                  <w:tcW w:w="0" w:type="auto"/>
+                                  <w:hideMark/>
+                                </w:tcPr>
+                                <w:p>
+                                  <w:pPr>
+                                    <w:spacing w:after="160" w:line="258" w:lineRule="auto"/>
+                                    <w:textDirection w:val="btLr"/>
+                                    <w:rPr>
+                                      <w:lang w:eastAsia="zh-CN"/>
+                                    </w:rPr>
+                                  </w:pPr>
+                                  <w:r>
+                                    <w:rPr>
+                                      <w:lang w:eastAsia="zh-CN"/>
+                                    </w:rPr>
+                                    <w:t>4</w:t>
+                                  </w:r>
+                                </w:p>
+                              </w:tc>
+                              <w:tc>
+                                <w:tcPr>
+                                  <w:tcW w:w="0" w:type="auto"/>
+                                  <w:hideMark/>
+                                </w:tcPr>
+                                <w:p>
+                                  <w:pPr>
+                                    <w:spacing w:after="160" w:line="258" w:lineRule="auto"/>
+                                    <w:textDirection w:val="btLr"/>
+                                    <w:rPr>
+                                      <w:lang w:eastAsia="zh-CN"/>
+                                    </w:rPr>
+                                  </w:pPr>
+                                  <w:r>
+                                    <w:rPr>
+                                      <w:lang w:eastAsia="zh-CN"/>
+                                    </w:rPr>
+                                    <w:t>0 1 0 0</w:t>
+                                  </w:r>
+                                </w:p>
+                              </w:tc>
+                              <w:tc>
+                                <w:tcPr>
+                                  <w:tcW w:w="0" w:type="auto"/>
+                                  <w:hideMark/>
+                                </w:tcPr>
+                                <w:p>
+                                  <w:pPr>
+                                    <w:spacing w:after="160" w:line="258" w:lineRule="auto"/>
+                                    <w:textDirection w:val="btLr"/>
+                                    <w:rPr>
+                                      <w:lang w:eastAsia="zh-CN"/>
+                                    </w:rPr>
+                                  </w:pPr>
+                                  <w:r>
+                                    <w:rPr>
+                                      <w:lang w:eastAsia="zh-CN"/>
+                                    </w:rPr>
+                                    <w:t>0</w:t>
+                                  </w:r>
+                                </w:p>
+                              </w:tc>
+                              <w:tc>
+                                <w:tcPr>
+                                  <w:tcW w:w="0" w:type="auto"/>
+                                  <w:hideMark/>
+                                </w:tcPr>
+                                <w:p>
+                                  <w:pPr>
+                                    <w:spacing w:after="160" w:line="258" w:lineRule="auto"/>
+                                    <w:textDirection w:val="btLr"/>
+                                    <w:rPr>
+                                      <w:lang w:eastAsia="zh-CN"/>
+                                    </w:rPr>
+                                  </w:pPr>
+                                  <w:r>
+                                    <w:rPr>
+                                      <w:lang w:eastAsia="zh-CN"/>
+                                    </w:rPr>
+                                    <w:t>1</w:t>
+                                  </w:r>
+                                </w:p>
+                              </w:tc>
+                              <w:tc>
+                                <w:tcPr>
+                                  <w:tcW w:w="0" w:type="auto"/>
+                                  <w:hideMark/>
+                                </w:tcPr>
+                                <w:p>
+                                  <w:pPr>
+                                    <w:spacing w:after="160" w:line="258" w:lineRule="auto"/>
+                                    <w:textDirection w:val="btLr"/>
+                                    <w:rPr>
+                                      <w:lang w:eastAsia="zh-CN"/>
+                                    </w:rPr>
+                                  </w:pPr>
+                                  <w:r>
+                                    <w:rPr>
+                                      <w:lang w:eastAsia="zh-CN"/>
+                                    </w:rPr>
+                                    <w:t>1</w:t>
+                                  </w:r>
+                                </w:p>
+                              </w:tc>
+                              <w:tc>
+                                <w:tcPr>
+                                  <w:tcW w:w="0" w:type="auto"/>
+                                  <w:hideMark/>
+                                </w:tcPr>
+                                <w:p>
+                                  <w:pPr>
+                                    <w:spacing w:after="160" w:line="258" w:lineRule="auto"/>
+                                    <w:textDirection w:val="btLr"/>
+                                    <w:rPr>
+                                      <w:lang w:eastAsia="zh-CN"/>
+                                    </w:rPr>
+                                  </w:pPr>
+                                  <w:r>
+                                    <w:rPr>
+                                      <w:lang w:eastAsia="zh-CN"/>
+                                    </w:rPr>
+                                    <w:t>0</w:t>
+                                  </w:r>
+                                </w:p>
+                              </w:tc>
+                              <w:tc>
+                                <w:tcPr>
+                                  <w:tcW w:w="0" w:type="auto"/>
+                                  <w:hideMark/>
+                                </w:tcPr>
+                                <w:p>
+                                  <w:pPr>
+                                    <w:spacing w:after="160" w:line="258" w:lineRule="auto"/>
+                                    <w:textDirection w:val="btLr"/>
+                                    <w:rPr>
+                                      <w:lang w:eastAsia="zh-CN"/>
+                                    </w:rPr>
+                                  </w:pPr>
+                                  <w:r>
+                                    <w:rPr>
+                                      <w:lang w:eastAsia="zh-CN"/>
+                                    </w:rPr>
+                                    <w:t>0</w:t>
+                                  </w:r>
+                                </w:p>
+                              </w:tc>
+                              <w:tc>
+                                <w:tcPr>
+                                  <w:tcW w:w="0" w:type="auto"/>
+                                  <w:hideMark/>
+                                </w:tcPr>
+                                <w:p>
+                                  <w:pPr>
+                                    <w:spacing w:after="160" w:line="258" w:lineRule="auto"/>
+                                    <w:textDirection w:val="btLr"/>
+                                    <w:rPr>
+                                      <w:lang w:eastAsia="zh-CN"/>
+                                    </w:rPr>
+                                  </w:pPr>
+                                  <w:r>
+                                    <w:rPr>
+                                      <w:lang w:eastAsia="zh-CN"/>
+                                    </w:rPr>
+                                    <w:t>1</w:t>
+                                  </w:r>
+                                </w:p>
+                              </w:tc>
+                              <w:tc>
+                                <w:tcPr>
+                                  <w:tcW w:w="0" w:type="auto"/>
+                                  <w:hideMark/>
+                                </w:tcPr>
+                                <w:p>
+                                  <w:pPr>
+                                    <w:spacing w:after="160" w:line="258" w:lineRule="auto"/>
+                                    <w:textDirection w:val="btLr"/>
+                                    <w:rPr>
+                                      <w:lang w:eastAsia="zh-CN"/>
+                                    </w:rPr>
+                                  </w:pPr>
+                                  <w:r>
+                                    <w:rPr>
+                                      <w:lang w:eastAsia="zh-CN"/>
+                                    </w:rPr>
+                                    <w:t>1</w:t>
+                                  </w:r>
+                                </w:p>
+                              </w:tc>
+                            </w:tr>
+                            <w:tr>
+                              <w:trPr>
+                                <w:jc w:val="center"/>
+                              </w:trPr>
+                              <w:tc>
+                                <w:tcPr>
+                                  <w:tcW w:w="0" w:type="auto"/>
+                                  <w:hideMark/>
+                                </w:tcPr>
+                                <w:p>
+                                  <w:pPr>
+                                    <w:spacing w:after="160" w:line="258" w:lineRule="auto"/>
+                                    <w:textDirection w:val="btLr"/>
+                                    <w:rPr>
+                                      <w:lang w:eastAsia="zh-CN"/>
+                                    </w:rPr>
+                                  </w:pPr>
+                                  <w:r>
+                                    <w:rPr>
+                                      <w:lang w:eastAsia="zh-CN"/>
+                                    </w:rPr>
+                                    <w:t>5</w:t>
+                                  </w:r>
+                                </w:p>
+                              </w:tc>
+                              <w:tc>
+                                <w:tcPr>
+                                  <w:tcW w:w="0" w:type="auto"/>
+                                  <w:hideMark/>
+                                </w:tcPr>
+                                <w:p>
+                                  <w:pPr>
+                                    <w:spacing w:after="160" w:line="258" w:lineRule="auto"/>
+                                    <w:textDirection w:val="btLr"/>
+                                    <w:rPr>
+                                      <w:lang w:eastAsia="zh-CN"/>
+                                    </w:rPr>
+                                  </w:pPr>
+                                  <w:r>
+                                    <w:rPr>
+                                      <w:lang w:eastAsia="zh-CN"/>
+                                    </w:rPr>
+                                    <w:t>0 1 0 1</w:t>
+                                  </w:r>
+                                </w:p>
+                              </w:tc>
+                              <w:tc>
+                                <w:tcPr>
+                                  <w:tcW w:w="0" w:type="auto"/>
+                                  <w:hideMark/>
+                                </w:tcPr>
+                                <w:p>
+                                  <w:pPr>
+                                    <w:spacing w:after="160" w:line="258" w:lineRule="auto"/>
+                                    <w:textDirection w:val="btLr"/>
+                                    <w:rPr>
+                                      <w:lang w:eastAsia="zh-CN"/>
+                                    </w:rPr>
+                                  </w:pPr>
+                                  <w:r>
+                                    <w:rPr>
+                                      <w:lang w:eastAsia="zh-CN"/>
+                                    </w:rPr>
+                                    <w:t>1</w:t>
+                                  </w:r>
+                                </w:p>
+                              </w:tc>
+                              <w:tc>
+                                <w:tcPr>
+                                  <w:tcW w:w="0" w:type="auto"/>
+                                  <w:hideMark/>
+                                </w:tcPr>
+                                <w:p>
+                                  <w:pPr>
+                                    <w:spacing w:after="160" w:line="258" w:lineRule="auto"/>
+                                    <w:textDirection w:val="btLr"/>
+                                    <w:rPr>
+                                      <w:lang w:eastAsia="zh-CN"/>
+                                    </w:rPr>
+                                  </w:pPr>
+                                  <w:r>
+                                    <w:rPr>
+                                      <w:lang w:eastAsia="zh-CN"/>
+                                    </w:rPr>
+                                    <w:t>0</w:t>
+                                  </w:r>
+                                </w:p>
+                              </w:tc>
+                              <w:tc>
+                                <w:tcPr>
+                                  <w:tcW w:w="0" w:type="auto"/>
+                                  <w:hideMark/>
+                                </w:tcPr>
+                                <w:p>
+                                  <w:pPr>
+                                    <w:spacing w:after="160" w:line="258" w:lineRule="auto"/>
+                                    <w:textDirection w:val="btLr"/>
+                                    <w:rPr>
+                                      <w:lang w:eastAsia="zh-CN"/>
+                                    </w:rPr>
+                                  </w:pPr>
+                                  <w:r>
+                                    <w:rPr>
+                                      <w:lang w:eastAsia="zh-CN"/>
+                                    </w:rPr>
+                                    <w:t>1</w:t>
+                                  </w:r>
+                                </w:p>
+                              </w:tc>
+                              <w:tc>
+                                <w:tcPr>
+                                  <w:tcW w:w="0" w:type="auto"/>
+                                  <w:hideMark/>
+                                </w:tcPr>
+                                <w:p>
+                                  <w:pPr>
+                                    <w:spacing w:after="160" w:line="258" w:lineRule="auto"/>
+                                    <w:textDirection w:val="btLr"/>
+                                    <w:rPr>
+                                      <w:lang w:eastAsia="zh-CN"/>
+                                    </w:rPr>
+                                  </w:pPr>
+                                  <w:r>
+                                    <w:rPr>
+                                      <w:lang w:eastAsia="zh-CN"/>
+                                    </w:rPr>
+                                    <w:t>1</w:t>
+                                  </w:r>
+                                </w:p>
+                              </w:tc>
+                              <w:tc>
+                                <w:tcPr>
+                                  <w:tcW w:w="0" w:type="auto"/>
+                                  <w:hideMark/>
+                                </w:tcPr>
+                                <w:p>
+                                  <w:pPr>
+                                    <w:spacing w:after="160" w:line="258" w:lineRule="auto"/>
+                                    <w:textDirection w:val="btLr"/>
+                                    <w:rPr>
+                                      <w:lang w:eastAsia="zh-CN"/>
+                                    </w:rPr>
+                                  </w:pPr>
+                                  <w:r>
+                                    <w:rPr>
+                                      <w:lang w:eastAsia="zh-CN"/>
+                                    </w:rPr>
+                                    <w:t>0</w:t>
+                                  </w:r>
+                                </w:p>
+                              </w:tc>
+                              <w:tc>
+                                <w:tcPr>
+                                  <w:tcW w:w="0" w:type="auto"/>
+                                  <w:hideMark/>
+                                </w:tcPr>
+                                <w:p>
+                                  <w:pPr>
+                                    <w:spacing w:after="160" w:line="258" w:lineRule="auto"/>
+                                    <w:textDirection w:val="btLr"/>
+                                    <w:rPr>
+                                      <w:lang w:eastAsia="zh-CN"/>
+                                    </w:rPr>
+                                  </w:pPr>
+                                  <w:r>
+                                    <w:rPr>
+                                      <w:lang w:eastAsia="zh-CN"/>
+                                    </w:rPr>
+                                    <w:t>1</w:t>
+                                  </w:r>
+                                </w:p>
+                              </w:tc>
+                              <w:tc>
+                                <w:tcPr>
+                                  <w:tcW w:w="0" w:type="auto"/>
+                                  <w:hideMark/>
+                                </w:tcPr>
+                                <w:p>
+                                  <w:pPr>
+                                    <w:spacing w:after="160" w:line="258" w:lineRule="auto"/>
+                                    <w:textDirection w:val="btLr"/>
+                                    <w:rPr>
+                                      <w:lang w:eastAsia="zh-CN"/>
+                                    </w:rPr>
+                                  </w:pPr>
+                                  <w:r>
+                                    <w:rPr>
+                                      <w:lang w:eastAsia="zh-CN"/>
+                                    </w:rPr>
+                                    <w:t>1</w:t>
+                                  </w:r>
+                                </w:p>
+                              </w:tc>
+                            </w:tr>
+                            <w:tr>
+                              <w:trPr>
+                                <w:jc w:val="center"/>
+                              </w:trPr>
+                              <w:tc>
+                                <w:tcPr>
+                                  <w:tcW w:w="0" w:type="auto"/>
+                                  <w:hideMark/>
+                                </w:tcPr>
+                                <w:p>
+                                  <w:pPr>
+                                    <w:spacing w:after="160" w:line="258" w:lineRule="auto"/>
+                                    <w:textDirection w:val="btLr"/>
+                                    <w:rPr>
+                                      <w:lang w:eastAsia="zh-CN"/>
+                                    </w:rPr>
+                                  </w:pPr>
+                                  <w:r>
+                                    <w:rPr>
+                                      <w:lang w:eastAsia="zh-CN"/>
+                                    </w:rPr>
+                                    <w:t>6</w:t>
+                                  </w:r>
+                                </w:p>
+                              </w:tc>
+                              <w:tc>
+                                <w:tcPr>
+                                  <w:tcW w:w="0" w:type="auto"/>
+                                  <w:hideMark/>
+                                </w:tcPr>
+                                <w:p>
+                                  <w:pPr>
+                                    <w:spacing w:after="160" w:line="258" w:lineRule="auto"/>
+                                    <w:textDirection w:val="btLr"/>
+                                    <w:rPr>
+                                      <w:lang w:eastAsia="zh-CN"/>
+                                    </w:rPr>
+                                  </w:pPr>
+                                  <w:r>
+                                    <w:rPr>
+                                      <w:lang w:eastAsia="zh-CN"/>
+                                    </w:rPr>
+                                    <w:t>0 1 1 0</w:t>
+                                  </w:r>
+                                </w:p>
+                              </w:tc>
+                              <w:tc>
+                                <w:tcPr>
+                                  <w:tcW w:w="0" w:type="auto"/>
+                                  <w:hideMark/>
+                                </w:tcPr>
+                                <w:p>
+                                  <w:pPr>
+                                    <w:spacing w:after="160" w:line="258" w:lineRule="auto"/>
+                                    <w:textDirection w:val="btLr"/>
+                                    <w:rPr>
+                                      <w:lang w:eastAsia="zh-CN"/>
+                                    </w:rPr>
+                                  </w:pPr>
+                                  <w:r>
+                                    <w:rPr>
+                                      <w:lang w:eastAsia="zh-CN"/>
+                                    </w:rPr>
+                                    <w:t>1</w:t>
+                                  </w:r>
+                                </w:p>
+                              </w:tc>
+                              <w:tc>
+                                <w:tcPr>
+                                  <w:tcW w:w="0" w:type="auto"/>
+                                  <w:hideMark/>
+                                </w:tcPr>
+                                <w:p>
+                                  <w:pPr>
+                                    <w:spacing w:after="160" w:line="258" w:lineRule="auto"/>
+                                    <w:textDirection w:val="btLr"/>
+                                    <w:rPr>
+                                      <w:lang w:eastAsia="zh-CN"/>
+                                    </w:rPr>
+                                  </w:pPr>
+                                  <w:r>
+                                    <w:rPr>
+                                      <w:lang w:eastAsia="zh-CN"/>
+                                    </w:rPr>
+                                    <w:t>0</w:t>
+                                  </w:r>
+                                </w:p>
+                              </w:tc>
+                              <w:tc>
+                                <w:tcPr>
+                                  <w:tcW w:w="0" w:type="auto"/>
+                                  <w:hideMark/>
+                                </w:tcPr>
+                                <w:p>
+                                  <w:pPr>
+                                    <w:spacing w:after="160" w:line="258" w:lineRule="auto"/>
+                                    <w:textDirection w:val="btLr"/>
+                                    <w:rPr>
+                                      <w:lang w:eastAsia="zh-CN"/>
+                                    </w:rPr>
+                                  </w:pPr>
+                                  <w:r>
+                                    <w:rPr>
+                                      <w:lang w:eastAsia="zh-CN"/>
+                                    </w:rPr>
+                                    <w:t>1</w:t>
+                                  </w:r>
+                                </w:p>
+                              </w:tc>
+                              <w:tc>
+                                <w:tcPr>
+                                  <w:tcW w:w="0" w:type="auto"/>
+                                  <w:hideMark/>
+                                </w:tcPr>
+                                <w:p>
+                                  <w:pPr>
+                                    <w:spacing w:after="160" w:line="258" w:lineRule="auto"/>
+                                    <w:textDirection w:val="btLr"/>
+                                    <w:rPr>
+                                      <w:lang w:eastAsia="zh-CN"/>
+                                    </w:rPr>
+                                  </w:pPr>
+                                  <w:r>
+                                    <w:rPr>
+                                      <w:lang w:eastAsia="zh-CN"/>
+                                    </w:rPr>
+                                    <w:t>1</w:t>
+                                  </w:r>
+                                </w:p>
+                              </w:tc>
+                              <w:tc>
+                                <w:tcPr>
+                                  <w:tcW w:w="0" w:type="auto"/>
+                                  <w:hideMark/>
+                                </w:tcPr>
+                                <w:p>
+                                  <w:pPr>
+                                    <w:spacing w:after="160" w:line="258" w:lineRule="auto"/>
+                                    <w:textDirection w:val="btLr"/>
+                                    <w:rPr>
+                                      <w:lang w:eastAsia="zh-CN"/>
+                                    </w:rPr>
+                                  </w:pPr>
+                                  <w:r>
+                                    <w:rPr>
+                                      <w:lang w:eastAsia="zh-CN"/>
+                                    </w:rPr>
+                                    <w:t>1</w:t>
+                                  </w:r>
+                                </w:p>
+                              </w:tc>
+                              <w:tc>
+                                <w:tcPr>
+                                  <w:tcW w:w="0" w:type="auto"/>
+                                  <w:hideMark/>
+                                </w:tcPr>
+                                <w:p>
+                                  <w:pPr>
+                                    <w:spacing w:after="160" w:line="258" w:lineRule="auto"/>
+                                    <w:textDirection w:val="btLr"/>
+                                    <w:rPr>
+                                      <w:lang w:eastAsia="zh-CN"/>
+                                    </w:rPr>
+                                  </w:pPr>
+                                  <w:r>
+                                    <w:rPr>
+                                      <w:lang w:eastAsia="zh-CN"/>
+                                    </w:rPr>
+                                    <w:t>1</w:t>
+                                  </w:r>
+                                </w:p>
+                              </w:tc>
+                              <w:tc>
+                                <w:tcPr>
+                                  <w:tcW w:w="0" w:type="auto"/>
+                                  <w:hideMark/>
+                                </w:tcPr>
+                                <w:p>
+                                  <w:pPr>
+                                    <w:spacing w:after="160" w:line="258" w:lineRule="auto"/>
+                                    <w:textDirection w:val="btLr"/>
+                                    <w:rPr>
+                                      <w:lang w:eastAsia="zh-CN"/>
+                                    </w:rPr>
+                                  </w:pPr>
+                                  <w:r>
+                                    <w:rPr>
+                                      <w:lang w:eastAsia="zh-CN"/>
+                                    </w:rPr>
+                                    <w:t>1</w:t>
+                                  </w:r>
+                                </w:p>
+                              </w:tc>
+                            </w:tr>
+                            <w:tr>
+                              <w:trPr>
+                                <w:jc w:val="center"/>
+                              </w:trPr>
+                              <w:tc>
+                                <w:tcPr>
+                                  <w:tcW w:w="0" w:type="auto"/>
+                                  <w:hideMark/>
+                                </w:tcPr>
+                                <w:p>
+                                  <w:pPr>
+                                    <w:spacing w:after="160" w:line="258" w:lineRule="auto"/>
+                                    <w:textDirection w:val="btLr"/>
+                                    <w:rPr>
+                                      <w:lang w:eastAsia="zh-CN"/>
+                                    </w:rPr>
+                                  </w:pPr>
+                                  <w:r>
+                                    <w:rPr>
+                                      <w:lang w:eastAsia="zh-CN"/>
+                                    </w:rPr>
+                                    <w:t>7</w:t>
+                                  </w:r>
+                                </w:p>
+                              </w:tc>
+                              <w:tc>
+                                <w:tcPr>
+                                  <w:tcW w:w="0" w:type="auto"/>
+                                  <w:hideMark/>
+                                </w:tcPr>
+                                <w:p>
+                                  <w:pPr>
+                                    <w:spacing w:after="160" w:line="258" w:lineRule="auto"/>
+                                    <w:textDirection w:val="btLr"/>
+                                    <w:rPr>
+                                      <w:lang w:eastAsia="zh-CN"/>
+                                    </w:rPr>
+                                  </w:pPr>
+                                  <w:r>
+                                    <w:rPr>
+                                      <w:lang w:eastAsia="zh-CN"/>
+                                    </w:rPr>
+                                    <w:t>0 1 1 1</w:t>
+                                  </w:r>
+                                </w:p>
+                              </w:tc>
+                              <w:tc>
+                                <w:tcPr>
+                                  <w:tcW w:w="0" w:type="auto"/>
+                                  <w:hideMark/>
+                                </w:tcPr>
+                                <w:p>
+                                  <w:pPr>
+                                    <w:spacing w:after="160" w:line="258" w:lineRule="auto"/>
+                                    <w:textDirection w:val="btLr"/>
+                                    <w:rPr>
+                                      <w:lang w:eastAsia="zh-CN"/>
+                                    </w:rPr>
+                                  </w:pPr>
+                                  <w:r>
+                                    <w:rPr>
+                                      <w:lang w:eastAsia="zh-CN"/>
+                                    </w:rPr>
+                                    <w:t>1</w:t>
+                                  </w:r>
+                                </w:p>
+                              </w:tc>
+                              <w:tc>
+                                <w:tcPr>
+                                  <w:tcW w:w="0" w:type="auto"/>
+                                  <w:hideMark/>
+                                </w:tcPr>
+                                <w:p>
+                                  <w:pPr>
+                                    <w:spacing w:after="160" w:line="258" w:lineRule="auto"/>
+                                    <w:textDirection w:val="btLr"/>
+                                    <w:rPr>
+                                      <w:lang w:eastAsia="zh-CN"/>
+                                    </w:rPr>
+                                  </w:pPr>
+                                  <w:r>
+                                    <w:rPr>
+                                      <w:lang w:eastAsia="zh-CN"/>
+                                    </w:rPr>
+                                    <w:t>1</w:t>
+                                  </w:r>
+                                </w:p>
+                              </w:tc>
+                              <w:tc>
+                                <w:tcPr>
+                                  <w:tcW w:w="0" w:type="auto"/>
+                                  <w:hideMark/>
+                                </w:tcPr>
+                                <w:p>
+                                  <w:pPr>
+                                    <w:spacing w:after="160" w:line="258" w:lineRule="auto"/>
+                                    <w:textDirection w:val="btLr"/>
+                                    <w:rPr>
+                                      <w:lang w:eastAsia="zh-CN"/>
+                                    </w:rPr>
+                                  </w:pPr>
+                                  <w:r>
+                                    <w:rPr>
+                                      <w:lang w:eastAsia="zh-CN"/>
+                                    </w:rPr>
+                                    <w:t>1</w:t>
+                                  </w:r>
+                                </w:p>
+                              </w:tc>
+                              <w:tc>
+                                <w:tcPr>
+                                  <w:tcW w:w="0" w:type="auto"/>
+                                  <w:hideMark/>
+                                </w:tcPr>
+                                <w:p>
+                                  <w:pPr>
+                                    <w:spacing w:after="160" w:line="258" w:lineRule="auto"/>
+                                    <w:textDirection w:val="btLr"/>
+                                    <w:rPr>
+                                      <w:lang w:eastAsia="zh-CN"/>
+                                    </w:rPr>
+                                  </w:pPr>
+                                  <w:r>
+                                    <w:rPr>
+                                      <w:lang w:eastAsia="zh-CN"/>
+                                    </w:rPr>
+                                    <w:t>0</w:t>
+                                  </w:r>
+                                </w:p>
+                              </w:tc>
+                              <w:tc>
+                                <w:tcPr>
+                                  <w:tcW w:w="0" w:type="auto"/>
+                                  <w:hideMark/>
+                                </w:tcPr>
+                                <w:p>
+                                  <w:pPr>
+                                    <w:spacing w:after="160" w:line="258" w:lineRule="auto"/>
+                                    <w:textDirection w:val="btLr"/>
+                                    <w:rPr>
+                                      <w:lang w:eastAsia="zh-CN"/>
+                                    </w:rPr>
+                                  </w:pPr>
+                                  <w:r>
+                                    <w:rPr>
+                                      <w:lang w:eastAsia="zh-CN"/>
+                                    </w:rPr>
+                                    <w:t>0</w:t>
+                                  </w:r>
+                                </w:p>
+                              </w:tc>
+                              <w:tc>
+                                <w:tcPr>
+                                  <w:tcW w:w="0" w:type="auto"/>
+                                  <w:hideMark/>
+                                </w:tcPr>
+                                <w:p>
+                                  <w:pPr>
+                                    <w:spacing w:after="160" w:line="258" w:lineRule="auto"/>
+                                    <w:textDirection w:val="btLr"/>
+                                    <w:rPr>
+                                      <w:lang w:eastAsia="zh-CN"/>
+                                    </w:rPr>
+                                  </w:pPr>
+                                  <w:r>
+                                    <w:rPr>
+                                      <w:lang w:eastAsia="zh-CN"/>
+                                    </w:rPr>
+                                    <w:t>0</w:t>
+                                  </w:r>
+                                </w:p>
+                              </w:tc>
+                              <w:tc>
+                                <w:tcPr>
+                                  <w:tcW w:w="0" w:type="auto"/>
+                                  <w:hideMark/>
+                                </w:tcPr>
+                                <w:p>
+                                  <w:pPr>
+                                    <w:spacing w:after="160" w:line="258" w:lineRule="auto"/>
+                                    <w:textDirection w:val="btLr"/>
+                                    <w:rPr>
+                                      <w:lang w:eastAsia="zh-CN"/>
+                                    </w:rPr>
+                                  </w:pPr>
+                                  <w:r>
+                                    <w:rPr>
+                                      <w:lang w:eastAsia="zh-CN"/>
+                                    </w:rPr>
+                                    <w:t>0</w:t>
+                                  </w:r>
+                                </w:p>
+                              </w:tc>
+                            </w:tr>
+                            <w:tr>
+                              <w:trPr>
+                                <w:jc w:val="center"/>
+                              </w:trPr>
+                              <w:tc>
+                                <w:tcPr>
+                                  <w:tcW w:w="0" w:type="auto"/>
+                                  <w:hideMark/>
+                                </w:tcPr>
+                                <w:p>
+                                  <w:pPr>
+                                    <w:spacing w:after="160" w:line="258" w:lineRule="auto"/>
+                                    <w:textDirection w:val="btLr"/>
+                                    <w:rPr>
+                                      <w:lang w:eastAsia="zh-CN"/>
+                                    </w:rPr>
+                                  </w:pPr>
+                                  <w:r>
+                                    <w:rPr>
+                                      <w:lang w:eastAsia="zh-CN"/>
+                                    </w:rPr>
+                                    <w:t>8</w:t>
+                                  </w:r>
+                                </w:p>
+                              </w:tc>
+                              <w:tc>
+                                <w:tcPr>
+                                  <w:tcW w:w="0" w:type="auto"/>
+                                  <w:hideMark/>
+                                </w:tcPr>
+                                <w:p>
+                                  <w:pPr>
+                                    <w:spacing w:after="160" w:line="258" w:lineRule="auto"/>
+                                    <w:textDirection w:val="btLr"/>
+                                    <w:rPr>
+                                      <w:lang w:eastAsia="zh-CN"/>
+                                    </w:rPr>
+                                  </w:pPr>
+                                  <w:r>
+                                    <w:rPr>
+                                      <w:lang w:eastAsia="zh-CN"/>
+                                    </w:rPr>
+                                    <w:t>1 0 0 0</w:t>
+                                  </w:r>
+                                </w:p>
+                              </w:tc>
+                              <w:tc>
+                                <w:tcPr>
+                                  <w:tcW w:w="0" w:type="auto"/>
+                                  <w:hideMark/>
+                                </w:tcPr>
+                                <w:p>
+                                  <w:pPr>
+                                    <w:spacing w:after="160" w:line="258" w:lineRule="auto"/>
+                                    <w:textDirection w:val="btLr"/>
+                                    <w:rPr>
+                                      <w:lang w:eastAsia="zh-CN"/>
+                                    </w:rPr>
+                                  </w:pPr>
+                                  <w:r>
+                                    <w:rPr>
+                                      <w:lang w:eastAsia="zh-CN"/>
+                                    </w:rPr>
+                                    <w:t>1</w:t>
+                                  </w:r>
+                                </w:p>
+                              </w:tc>
+                              <w:tc>
+                                <w:tcPr>
+                                  <w:tcW w:w="0" w:type="auto"/>
+                                  <w:hideMark/>
+                                </w:tcPr>
+                                <w:p>
+                                  <w:pPr>
+                                    <w:spacing w:after="160" w:line="258" w:lineRule="auto"/>
+                                    <w:textDirection w:val="btLr"/>
+                                    <w:rPr>
+                                      <w:lang w:eastAsia="zh-CN"/>
+                                    </w:rPr>
+                                  </w:pPr>
+                                  <w:r>
+                                    <w:rPr>
+                                      <w:lang w:eastAsia="zh-CN"/>
+                                    </w:rPr>
+                                    <w:t>1</w:t>
+                                  </w:r>
+                                </w:p>
+                              </w:tc>
+                              <w:tc>
+                                <w:tcPr>
+                                  <w:tcW w:w="0" w:type="auto"/>
+                                  <w:hideMark/>
+                                </w:tcPr>
+                                <w:p>
+                                  <w:pPr>
+                                    <w:spacing w:after="160" w:line="258" w:lineRule="auto"/>
+                                    <w:textDirection w:val="btLr"/>
+                                    <w:rPr>
+                                      <w:lang w:eastAsia="zh-CN"/>
+                                    </w:rPr>
+                                  </w:pPr>
+                                  <w:r>
+                                    <w:rPr>
+                                      <w:lang w:eastAsia="zh-CN"/>
+                                    </w:rPr>
+                                    <w:t>1</w:t>
+                                  </w:r>
+                                </w:p>
+                              </w:tc>
+                              <w:tc>
+                                <w:tcPr>
+                                  <w:tcW w:w="0" w:type="auto"/>
+                                  <w:hideMark/>
+                                </w:tcPr>
+                                <w:p>
+                                  <w:pPr>
+                                    <w:spacing w:after="160" w:line="258" w:lineRule="auto"/>
+                                    <w:textDirection w:val="btLr"/>
+                                    <w:rPr>
+                                      <w:lang w:eastAsia="zh-CN"/>
+                                    </w:rPr>
+                                  </w:pPr>
+                                  <w:r>
+                                    <w:rPr>
+                                      <w:lang w:eastAsia="zh-CN"/>
+                                    </w:rPr>
+                                    <w:t>1</w:t>
+                                  </w:r>
+                                </w:p>
+                              </w:tc>
+                              <w:tc>
+                                <w:tcPr>
+                                  <w:tcW w:w="0" w:type="auto"/>
+                                  <w:hideMark/>
+                                </w:tcPr>
+                                <w:p>
+                                  <w:pPr>
+                                    <w:spacing w:after="160" w:line="258" w:lineRule="auto"/>
+                                    <w:textDirection w:val="btLr"/>
+                                    <w:rPr>
+                                      <w:lang w:eastAsia="zh-CN"/>
+                                    </w:rPr>
+                                  </w:pPr>
+                                  <w:r>
+                                    <w:rPr>
+                                      <w:lang w:eastAsia="zh-CN"/>
+                                    </w:rPr>
+                                    <w:t>1</w:t>
+                                  </w:r>
+                                </w:p>
+                              </w:tc>
+                              <w:tc>
+                                <w:tcPr>
+                                  <w:tcW w:w="0" w:type="auto"/>
+                                  <w:hideMark/>
+                                </w:tcPr>
+                                <w:p>
+                                  <w:pPr>
+                                    <w:spacing w:after="160" w:line="258" w:lineRule="auto"/>
+                                    <w:textDirection w:val="btLr"/>
+                                    <w:rPr>
+                                      <w:lang w:eastAsia="zh-CN"/>
+                                    </w:rPr>
+                                  </w:pPr>
+                                  <w:r>
+                                    <w:rPr>
+                                      <w:lang w:eastAsia="zh-CN"/>
+                                    </w:rPr>
+                                    <w:t>1</w:t>
+                                  </w:r>
+                                </w:p>
+                              </w:tc>
+                              <w:tc>
+                                <w:tcPr>
+                                  <w:tcW w:w="0" w:type="auto"/>
+                                  <w:hideMark/>
+                                </w:tcPr>
+                                <w:p>
+                                  <w:pPr>
+                                    <w:spacing w:after="160" w:line="258" w:lineRule="auto"/>
+                                    <w:textDirection w:val="btLr"/>
+                                    <w:rPr>
+                                      <w:lang w:eastAsia="zh-CN"/>
+                                    </w:rPr>
+                                  </w:pPr>
+                                  <w:r>
+                                    <w:rPr>
+                                      <w:lang w:eastAsia="zh-CN"/>
+                                    </w:rPr>
+                                    <w:t>1</w:t>
+                                  </w:r>
+                                </w:p>
+                              </w:tc>
+                            </w:tr>
+                            <w:tr>
+                              <w:trPr>
+                                <w:jc w:val="center"/>
+                              </w:trPr>
+                              <w:tc>
+                                <w:tcPr>
+                                  <w:tcW w:w="0" w:type="auto"/>
+                                  <w:hideMark/>
+                                </w:tcPr>
+                                <w:p>
+                                  <w:pPr>
+                                    <w:spacing w:after="160" w:line="258" w:lineRule="auto"/>
+                                    <w:textDirection w:val="btLr"/>
+                                    <w:rPr>
+                                      <w:lang w:eastAsia="zh-CN"/>
+                                    </w:rPr>
+                                  </w:pPr>
+                                  <w:r>
+                                    <w:rPr>
+                                      <w:lang w:eastAsia="zh-CN"/>
+                                    </w:rPr>
+                                    <w:t>9</w:t>
+                                  </w:r>
+                                </w:p>
+                              </w:tc>
+                              <w:tc>
+                                <w:tcPr>
+                                  <w:tcW w:w="0" w:type="auto"/>
+                                  <w:hideMark/>
+                                </w:tcPr>
+                                <w:p>
+                                  <w:pPr>
+                                    <w:spacing w:after="160" w:line="258" w:lineRule="auto"/>
+                                    <w:textDirection w:val="btLr"/>
+                                    <w:rPr>
+                                      <w:lang w:eastAsia="zh-CN"/>
+                                    </w:rPr>
+                                  </w:pPr>
+                                  <w:r>
+                                    <w:rPr>
+                                      <w:lang w:eastAsia="zh-CN"/>
+                                    </w:rPr>
+                                    <w:t>1 0 0 1</w:t>
+                                  </w:r>
+                                </w:p>
+                              </w:tc>
+                              <w:tc>
+                                <w:tcPr>
+                                  <w:tcW w:w="0" w:type="auto"/>
+                                  <w:hideMark/>
+                                </w:tcPr>
+                                <w:p>
+                                  <w:pPr>
+                                    <w:spacing w:after="160" w:line="258" w:lineRule="auto"/>
+                                    <w:textDirection w:val="btLr"/>
+                                    <w:rPr>
+                                      <w:lang w:eastAsia="zh-CN"/>
+                                    </w:rPr>
+                                  </w:pPr>
+                                  <w:r>
+                                    <w:rPr>
+                                      <w:lang w:eastAsia="zh-CN"/>
+                                    </w:rPr>
+                                    <w:t>1</w:t>
+                                  </w:r>
+                                </w:p>
+                              </w:tc>
+                              <w:tc>
+                                <w:tcPr>
+                                  <w:tcW w:w="0" w:type="auto"/>
+                                  <w:hideMark/>
+                                </w:tcPr>
+                                <w:p>
+                                  <w:pPr>
+                                    <w:spacing w:after="160" w:line="258" w:lineRule="auto"/>
+                                    <w:textDirection w:val="btLr"/>
+                                    <w:rPr>
+                                      <w:lang w:eastAsia="zh-CN"/>
+                                    </w:rPr>
+                                  </w:pPr>
+                                  <w:r>
+                                    <w:rPr>
+                                      <w:lang w:eastAsia="zh-CN"/>
+                                    </w:rPr>
+                                    <w:t>1</w:t>
+                                  </w:r>
+                                </w:p>
+                              </w:tc>
+                              <w:tc>
+                                <w:tcPr>
+                                  <w:tcW w:w="0" w:type="auto"/>
+                                  <w:hideMark/>
+                                </w:tcPr>
+                                <w:p>
+                                  <w:pPr>
+                                    <w:spacing w:after="160" w:line="258" w:lineRule="auto"/>
+                                    <w:textDirection w:val="btLr"/>
+                                    <w:rPr>
+                                      <w:lang w:eastAsia="zh-CN"/>
+                                    </w:rPr>
+                                  </w:pPr>
+                                  <w:r>
+                                    <w:rPr>
+                                      <w:lang w:eastAsia="zh-CN"/>
+                                    </w:rPr>
+                                    <w:t>1</w:t>
+                                  </w:r>
+                                </w:p>
+                              </w:tc>
+                              <w:tc>
+                                <w:tcPr>
+                                  <w:tcW w:w="0" w:type="auto"/>
+                                  <w:hideMark/>
+                                </w:tcPr>
+                                <w:p>
+                                  <w:pPr>
+                                    <w:spacing w:after="160" w:line="258" w:lineRule="auto"/>
+                                    <w:textDirection w:val="btLr"/>
+                                    <w:rPr>
+                                      <w:lang w:eastAsia="zh-CN"/>
+                                    </w:rPr>
+                                  </w:pPr>
+                                  <w:r>
+                                    <w:rPr>
+                                      <w:lang w:eastAsia="zh-CN"/>
+                                    </w:rPr>
+                                    <w:t>1</w:t>
+                                  </w:r>
+                                </w:p>
+                              </w:tc>
+                              <w:tc>
+                                <w:tcPr>
+                                  <w:tcW w:w="0" w:type="auto"/>
+                                  <w:hideMark/>
+                                </w:tcPr>
+                                <w:p>
+                                  <w:pPr>
+                                    <w:spacing w:after="160" w:line="258" w:lineRule="auto"/>
+                                    <w:textDirection w:val="btLr"/>
+                                    <w:rPr>
+                                      <w:lang w:eastAsia="zh-CN"/>
+                                    </w:rPr>
+                                  </w:pPr>
+                                  <w:r>
+                                    <w:rPr>
+                                      <w:lang w:eastAsia="zh-CN"/>
+                                    </w:rPr>
+                                    <w:t>0</w:t>
+                                  </w:r>
+                                </w:p>
+                              </w:tc>
+                              <w:tc>
+                                <w:tcPr>
+                                  <w:tcW w:w="0" w:type="auto"/>
+                                  <w:hideMark/>
+                                </w:tcPr>
+                                <w:p>
+                                  <w:pPr>
+                                    <w:spacing w:after="160" w:line="258" w:lineRule="auto"/>
+                                    <w:textDirection w:val="btLr"/>
+                                    <w:rPr>
+                                      <w:lang w:eastAsia="zh-CN"/>
+                                    </w:rPr>
+                                  </w:pPr>
+                                  <w:r>
+                                    <w:rPr>
+                                      <w:lang w:eastAsia="zh-CN"/>
+                                    </w:rPr>
+                                    <w:t>1</w:t>
+                                  </w:r>
+                                </w:p>
+                              </w:tc>
+                              <w:tc>
+                                <w:tcPr>
+                                  <w:tcW w:w="0" w:type="auto"/>
+                                  <w:hideMark/>
+                                </w:tcPr>
+                                <w:p>
+                                  <w:pPr>
+                                    <w:spacing w:after="160" w:line="258" w:lineRule="auto"/>
+                                    <w:textDirection w:val="btLr"/>
+                                    <w:rPr>
+                                      <w:lang w:eastAsia="zh-CN"/>
+                                    </w:rPr>
+                                  </w:pPr>
+                                  <w:r>
+                                    <w:rPr>
+                                      <w:lang w:eastAsia="zh-CN"/>
+                                    </w:rPr>
+                                    <w:t>1</w:t>
+                                  </w:r>
+                                </w:p>
+                              </w:tc>
+                            </w:tr>
+                          </w:tbl>
+                          <w:p>
+                            <w:pPr>
+                              <w:spacing w:line="258" w:lineRule="auto"/>
+                              <w:textDirection w:val="btLr"/>
+                              <w:rPr>
+                                <w:lang w:eastAsia="zh-CN"/>
+                              </w:rPr>
+                            </w:pPr>
+                            <m:oMathPara>
+                              <m:oMath>
+                                <m:r>
+                                  <w:rPr>
+                                    <w:rFonts w:ascii="Cambria Math" w:hAnsi="Cambria Math"/>
+                                    <w:lang w:eastAsia="zh-CN"/>
+                                  </w:rPr>
+                                  <m:t>a = A + C + BD + B’D’</m:t>
+                                </m:r>
+                              </m:oMath>
+                            </m:oMathPara>
+                          </w:p>
+                          <w:p>
+                            <w:pPr>
+                              <w:spacing w:line="258" w:lineRule="auto"/>
+                              <w:textDirection w:val="btLr"/>
+                              <w:rPr>
+                                <w:lang w:eastAsia="zh-CN"/>
+                              </w:rPr>
+                            </w:pPr>
+                            <m:oMathPara>
+                              <m:oMath>
+                                <m:r>
+                                  <w:rPr>
+                                    <w:rFonts w:ascii="Cambria Math" w:hAnsi="Cambria Math"/>
+                                    <w:lang w:eastAsia="zh-CN"/>
+                                  </w:rPr>
+                                  <m:t>b=</m:t>
+                                </m:r>
+                                <m:sSup>
+                                  <m:sSupPr>
+                                    <m:ctrlPr>
+                                      <w:rPr>
+                                        <w:rFonts w:ascii="Cambria Math" w:hAnsi="Cambria Math"/>
+                                        <w:i/>
+                                        <w:lang w:eastAsia="zh-CN"/>
+                                      </w:rPr>
+                                    </m:ctrlPr>
+                                  </m:sSupPr>
+                                  <m:e>
+                                    <m:r>
+                                      <w:rPr>
+                                        <w:rFonts w:ascii="Cambria Math" w:hAnsi="Cambria Math"/>
+                                        <w:lang w:eastAsia="zh-CN"/>
+                                      </w:rPr>
+                                      <m:t>B</m:t>
+                                    </m:r>
+                                  </m:e>
+                                  <m:sup>
+                                    <m:r>
+                                      <w:rPr>
+                                        <w:rFonts w:ascii="Cambria Math" w:hAnsi="Cambria Math"/>
+                                        <w:lang w:eastAsia="zh-CN"/>
+                                      </w:rPr>
+                                      <m:t>'</m:t>
+                                    </m:r>
+                                  </m:sup>
+                                </m:sSup>
+                                <m:r>
+                                  <w:rPr>
+                                    <w:rFonts w:ascii="Cambria Math" w:hAnsi="Cambria Math"/>
+                                    <w:lang w:eastAsia="zh-CN"/>
+                                  </w:rPr>
+                                  <m:t>+C’D’+CD</m:t>
+                                </m:r>
+                              </m:oMath>
+                            </m:oMathPara>
+                          </w:p>
+                          <w:p>
+                            <w:pPr>
+                              <w:spacing w:line="258" w:lineRule="auto"/>
+                              <w:textDirection w:val="btLr"/>
+                              <w:rPr>
+                                <w:rFonts w:hint="eastAsia"/>
+                                <w:lang w:eastAsia="zh-CN"/>
+                              </w:rPr>
+                            </w:pPr>
+                            <m:oMathPara>
+                              <m:oMath>
+                                <m:r>
+                                  <w:rPr>
+                                    <w:rFonts w:ascii="Cambria Math" w:hAnsi="Cambria Math"/>
+                                    <w:lang w:eastAsia="zh-CN"/>
+                                  </w:rPr>
+                                  <m:t>c = B + C’ + D</m:t>
+                                </m:r>
+                              </m:oMath>
+                            </m:oMathPara>
+                          </w:p>
+                          <w:p>
+                            <w:pPr>
+                              <w:spacing w:line="258" w:lineRule="auto"/>
+                              <w:textDirection w:val="btLr"/>
+                              <w:rPr>
+                                <w:rFonts w:hint="eastAsia"/>
+                                <w:lang w:eastAsia="zh-CN"/>
+                              </w:rPr>
+                            </w:pPr>
+                            <m:oMathPara>
+                              <m:oMath>
+                                <m:r>
+                                  <w:rPr>
+                                    <w:rFonts w:ascii="Cambria Math" w:hAnsi="Cambria Math"/>
+                                    <w:lang w:eastAsia="zh-CN"/>
+                                  </w:rPr>
+                                  <m:t>d = A + B’D’</m:t>
+                                </m:r>
+                                <m:r>
+                                  <w:rPr>
+                                    <w:rFonts w:ascii="Cambria Math" w:hAnsi="Cambria Math" w:hint="eastAsia"/>
+                                    <w:lang w:eastAsia="zh-CN"/>
+                                  </w:rPr>
+                                  <m:t xml:space="preserve"> </m:t>
+                                </m:r>
+                                <m:r>
+                                  <w:rPr>
+                                    <w:rFonts w:ascii="Cambria Math" w:hAnsi="Cambria Math"/>
+                                    <w:lang w:eastAsia="zh-CN"/>
+                                  </w:rPr>
+                                  <m:t>+ B’C + CD’ + BC’D</m:t>
+                                </m:r>
+                              </m:oMath>
+                            </m:oMathPara>
+                          </w:p>
+                          <w:p>
+                            <w:pPr>
+                              <w:spacing w:line="258" w:lineRule="auto"/>
+                              <w:textDirection w:val="btLr"/>
+                              <w:rPr>
+                                <w:rFonts w:hint="eastAsia"/>
+                                <w:lang w:eastAsia="zh-CN"/>
+                              </w:rPr>
+                            </w:pPr>
+                            <m:oMathPara>
+                              <m:oMath>
+                                <m:r>
+                                  <w:rPr>
+                                    <w:rFonts w:ascii="Cambria Math" w:hAnsi="Cambria Math"/>
+                                    <w:lang w:eastAsia="zh-CN"/>
+                                  </w:rPr>
+                                  <m:t>e = B’D’ + CD’</m:t>
+                                </m:r>
+                              </m:oMath>
+                            </m:oMathPara>
+                          </w:p>
+                          <w:p>
+                            <w:pPr>
+                              <w:spacing w:line="258" w:lineRule="auto"/>
+                              <w:textDirection w:val="btLr"/>
+                              <w:rPr>
+                                <w:rFonts w:hint="eastAsia"/>
+                                <w:lang w:eastAsia="zh-CN"/>
+                              </w:rPr>
+                            </w:pPr>
+                            <m:oMathPara>
+                              <m:oMath>
+                                <m:r>
+                                  <w:rPr>
+                                    <w:rFonts w:ascii="Cambria Math" w:hAnsi="Cambria Math"/>
+                                    <w:lang w:eastAsia="zh-CN"/>
+                                  </w:rPr>
+                                  <m:t>f = A + C’D’</m:t>
+                                </m:r>
+                                <m:r>
+                                  <w:rPr>
+                                    <w:rFonts w:ascii="Cambria Math" w:hAnsi="Cambria Math" w:hint="eastAsia"/>
+                                    <w:lang w:eastAsia="zh-CN"/>
+                                  </w:rPr>
+                                  <m:t xml:space="preserve"> </m:t>
+                                </m:r>
+                                <m:r>
+                                  <w:rPr>
+                                    <w:rFonts w:ascii="Cambria Math" w:hAnsi="Cambria Math"/>
+                                    <w:lang w:eastAsia="zh-CN"/>
+                                  </w:rPr>
+                                  <m:t>+ BC’ + BD’</m:t>
+                                </m:r>
+                              </m:oMath>
+                            </m:oMathPara>
+                          </w:p>
+                          <w:p>
+                            <w:pPr>
+                              <w:spacing w:line="258" w:lineRule="auto"/>
+                              <w:textDirection w:val="btLr"/>
+                              <w:rPr>
+                                <w:lang w:eastAsia="zh-CN"/>
+                              </w:rPr>
+                            </w:pPr>
+                            <m:oMathPara>
+                              <m:oMath>
+                                <m:r>
+                                  <w:rPr>
+                                    <w:rFonts w:ascii="Cambria Math" w:hAnsi="Cambria Math"/>
+                                    <w:lang w:eastAsia="zh-CN"/>
+                                  </w:rPr>
+                                  <m:t>g = A + BC’ + B’C + CD’</m:t>
+                                </m:r>
+                              </m:oMath>
+                            </m:oMathPara>
+                          </w:p>
+                          <w:p>
+                            <w:pPr>
+                              <w:spacing w:line="258" w:lineRule="auto"/>
+                              <w:textDirection w:val="btLr"/>
+                              <w:rPr>
+                                <w:rFonts w:hint="eastAsia"/>
+                                <w:lang w:eastAsia="zh-CN"/>
+                              </w:rPr>
+                            </w:pPr>
                           </w:p>
                         </w:txbxContent>
                       </wps:txbx>
@@ -688,6 +3137,11 @@
                       <w:pPr>
                         <w:spacing w:line="258" w:lineRule="auto"/>
                         <w:textDirection w:val="btLr"/>
+                        <w:rPr>
+                          <w:rFonts w:ascii="Times New Roman" w:hAnsi="Times New Roman" w:cs="Times New Roman"/>
+                          <w:color w:val="000000"/>
+                          <w:lang w:eastAsia="zh-CN"/>
+                        </w:rPr>
                       </w:pPr>
                       <w:r>
                         <w:rPr>
@@ -732,6 +3186,2388 @@
                         <w:t>)</w:t>
                       </w:r>
                     </w:p>
+                    <w:tbl>
+                      <w:tblPr>
+                        <w:tblStyle w:val="ad"/>
+                        <w:tblW w:w="0" w:type="auto"/>
+                        <w:jc w:val="center"/>
+                        <w:tblLook w:val="04A0" w:firstRow="1" w:lastRow="0" w:firstColumn="1" w:lastColumn="0" w:noHBand="0" w:noVBand="1"/>
+                      </w:tblPr>
+                      <w:tblGrid>
+                        <w:gridCol w:w="328"/>
+                        <w:gridCol w:w="877"/>
+                        <w:gridCol w:w="328"/>
+                        <w:gridCol w:w="335"/>
+                        <w:gridCol w:w="328"/>
+                        <w:gridCol w:w="335"/>
+                        <w:gridCol w:w="328"/>
+                        <w:gridCol w:w="328"/>
+                        <w:gridCol w:w="328"/>
+                      </w:tblGrid>
+                      <w:tr>
+                        <w:trPr>
+                          <w:jc w:val="center"/>
+                        </w:trPr>
+                        <w:tc>
+                          <w:tcPr>
+                            <w:tcW w:w="0" w:type="auto"/>
+                            <w:hideMark/>
+                          </w:tcPr>
+                          <w:p>
+                            <w:pPr>
+                              <w:spacing w:after="160" w:line="258" w:lineRule="auto"/>
+                              <w:textDirection w:val="btLr"/>
+                              <w:rPr>
+                                <w:rFonts w:hint="eastAsia"/>
+                                <w:lang w:eastAsia="zh-CN"/>
+                              </w:rPr>
+                            </w:pPr>
+                          </w:p>
+                        </w:tc>
+                        <w:tc>
+                          <w:tcPr>
+                            <w:tcW w:w="0" w:type="auto"/>
+                            <w:hideMark/>
+                          </w:tcPr>
+                          <w:p>
+                            <w:pPr>
+                              <w:spacing w:after="160" w:line="258" w:lineRule="auto"/>
+                              <w:textDirection w:val="btLr"/>
+                              <w:rPr>
+                                <w:lang w:eastAsia="zh-CN"/>
+                              </w:rPr>
+                            </w:pPr>
+                            <w:r>
+                              <w:rPr>
+                                <w:b/>
+                                <w:bCs/>
+                                <w:lang w:eastAsia="zh-CN"/>
+                              </w:rPr>
+                              <w:t>A B C D</w:t>
+                            </w:r>
+                          </w:p>
+                        </w:tc>
+                        <w:tc>
+                          <w:tcPr>
+                            <w:tcW w:w="0" w:type="auto"/>
+                            <w:hideMark/>
+                          </w:tcPr>
+                          <w:p>
+                            <w:pPr>
+                              <w:spacing w:after="160" w:line="258" w:lineRule="auto"/>
+                              <w:textDirection w:val="btLr"/>
+                              <w:rPr>
+                                <w:lang w:eastAsia="zh-CN"/>
+                              </w:rPr>
+                            </w:pPr>
+                            <w:r>
+                              <w:rPr>
+                                <w:b/>
+                                <w:bCs/>
+                                <w:lang w:eastAsia="zh-CN"/>
+                              </w:rPr>
+                              <w:t>a</w:t>
+                            </w:r>
+                          </w:p>
+                        </w:tc>
+                        <w:tc>
+                          <w:tcPr>
+                            <w:tcW w:w="0" w:type="auto"/>
+                            <w:hideMark/>
+                          </w:tcPr>
+                          <w:p>
+                            <w:pPr>
+                              <w:spacing w:after="160" w:line="258" w:lineRule="auto"/>
+                              <w:textDirection w:val="btLr"/>
+                              <w:rPr>
+                                <w:lang w:eastAsia="zh-CN"/>
+                              </w:rPr>
+                            </w:pPr>
+                            <w:r>
+                              <w:rPr>
+                                <w:b/>
+                                <w:bCs/>
+                                <w:lang w:eastAsia="zh-CN"/>
+                              </w:rPr>
+                              <w:t>b</w:t>
+                            </w:r>
+                          </w:p>
+                        </w:tc>
+                        <w:tc>
+                          <w:tcPr>
+                            <w:tcW w:w="0" w:type="auto"/>
+                            <w:hideMark/>
+                          </w:tcPr>
+                          <w:p>
+                            <w:pPr>
+                              <w:spacing w:after="160" w:line="258" w:lineRule="auto"/>
+                              <w:textDirection w:val="btLr"/>
+                              <w:rPr>
+                                <w:lang w:eastAsia="zh-CN"/>
+                              </w:rPr>
+                            </w:pPr>
+                            <w:r>
+                              <w:rPr>
+                                <w:b/>
+                                <w:bCs/>
+                                <w:lang w:eastAsia="zh-CN"/>
+                              </w:rPr>
+                              <w:t>c</w:t>
+                            </w:r>
+                          </w:p>
+                        </w:tc>
+                        <w:tc>
+                          <w:tcPr>
+                            <w:tcW w:w="0" w:type="auto"/>
+                            <w:hideMark/>
+                          </w:tcPr>
+                          <w:p>
+                            <w:pPr>
+                              <w:spacing w:after="160" w:line="258" w:lineRule="auto"/>
+                              <w:textDirection w:val="btLr"/>
+                              <w:rPr>
+                                <w:lang w:eastAsia="zh-CN"/>
+                              </w:rPr>
+                            </w:pPr>
+                            <w:r>
+                              <w:rPr>
+                                <w:b/>
+                                <w:bCs/>
+                                <w:lang w:eastAsia="zh-CN"/>
+                              </w:rPr>
+                              <w:t>d</w:t>
+                            </w:r>
+                          </w:p>
+                        </w:tc>
+                        <w:tc>
+                          <w:tcPr>
+                            <w:tcW w:w="0" w:type="auto"/>
+                            <w:hideMark/>
+                          </w:tcPr>
+                          <w:p>
+                            <w:pPr>
+                              <w:spacing w:after="160" w:line="258" w:lineRule="auto"/>
+                              <w:textDirection w:val="btLr"/>
+                              <w:rPr>
+                                <w:lang w:eastAsia="zh-CN"/>
+                              </w:rPr>
+                            </w:pPr>
+                            <w:r>
+                              <w:rPr>
+                                <w:b/>
+                                <w:bCs/>
+                                <w:lang w:eastAsia="zh-CN"/>
+                              </w:rPr>
+                              <w:t>e</w:t>
+                            </w:r>
+                          </w:p>
+                        </w:tc>
+                        <w:tc>
+                          <w:tcPr>
+                            <w:tcW w:w="0" w:type="auto"/>
+                            <w:hideMark/>
+                          </w:tcPr>
+                          <w:p>
+                            <w:pPr>
+                              <w:spacing w:after="160" w:line="258" w:lineRule="auto"/>
+                              <w:textDirection w:val="btLr"/>
+                              <w:rPr>
+                                <w:lang w:eastAsia="zh-CN"/>
+                              </w:rPr>
+                            </w:pPr>
+                            <w:r>
+                              <w:rPr>
+                                <w:b/>
+                                <w:bCs/>
+                                <w:lang w:eastAsia="zh-CN"/>
+                              </w:rPr>
+                              <w:t>f</w:t>
+                            </w:r>
+                          </w:p>
+                        </w:tc>
+                        <w:tc>
+                          <w:tcPr>
+                            <w:tcW w:w="0" w:type="auto"/>
+                            <w:hideMark/>
+                          </w:tcPr>
+                          <w:p>
+                            <w:pPr>
+                              <w:spacing w:after="160" w:line="258" w:lineRule="auto"/>
+                              <w:textDirection w:val="btLr"/>
+                              <w:rPr>
+                                <w:lang w:eastAsia="zh-CN"/>
+                              </w:rPr>
+                            </w:pPr>
+                            <w:r>
+                              <w:rPr>
+                                <w:b/>
+                                <w:bCs/>
+                                <w:lang w:eastAsia="zh-CN"/>
+                              </w:rPr>
+                              <w:t>g</w:t>
+                            </w:r>
+                          </w:p>
+                        </w:tc>
+                      </w:tr>
+                      <w:tr>
+                        <w:trPr>
+                          <w:jc w:val="center"/>
+                        </w:trPr>
+                        <w:tc>
+                          <w:tcPr>
+                            <w:tcW w:w="0" w:type="auto"/>
+                            <w:hideMark/>
+                          </w:tcPr>
+                          <w:p>
+                            <w:pPr>
+                              <w:spacing w:after="160" w:line="258" w:lineRule="auto"/>
+                              <w:textDirection w:val="btLr"/>
+                              <w:rPr>
+                                <w:lang w:eastAsia="zh-CN"/>
+                              </w:rPr>
+                            </w:pPr>
+                            <w:r>
+                              <w:rPr>
+                                <w:lang w:eastAsia="zh-CN"/>
+                              </w:rPr>
+                              <w:t>0</w:t>
+                            </w:r>
+                          </w:p>
+                        </w:tc>
+                        <w:tc>
+                          <w:tcPr>
+                            <w:tcW w:w="0" w:type="auto"/>
+                            <w:hideMark/>
+                          </w:tcPr>
+                          <w:p>
+                            <w:pPr>
+                              <w:spacing w:after="160" w:line="258" w:lineRule="auto"/>
+                              <w:textDirection w:val="btLr"/>
+                              <w:rPr>
+                                <w:lang w:eastAsia="zh-CN"/>
+                              </w:rPr>
+                            </w:pPr>
+                            <w:r>
+                              <w:rPr>
+                                <w:lang w:eastAsia="zh-CN"/>
+                              </w:rPr>
+                              <w:t>0 0 0 0</w:t>
+                            </w:r>
+                          </w:p>
+                        </w:tc>
+                        <w:tc>
+                          <w:tcPr>
+                            <w:tcW w:w="0" w:type="auto"/>
+                            <w:hideMark/>
+                          </w:tcPr>
+                          <w:p>
+                            <w:pPr>
+                              <w:spacing w:after="160" w:line="258" w:lineRule="auto"/>
+                              <w:textDirection w:val="btLr"/>
+                              <w:rPr>
+                                <w:lang w:eastAsia="zh-CN"/>
+                              </w:rPr>
+                            </w:pPr>
+                            <w:r>
+                              <w:rPr>
+                                <w:lang w:eastAsia="zh-CN"/>
+                              </w:rPr>
+                              <w:t>1</w:t>
+                            </w:r>
+                          </w:p>
+                        </w:tc>
+                        <w:tc>
+                          <w:tcPr>
+                            <w:tcW w:w="0" w:type="auto"/>
+                            <w:hideMark/>
+                          </w:tcPr>
+                          <w:p>
+                            <w:pPr>
+                              <w:spacing w:after="160" w:line="258" w:lineRule="auto"/>
+                              <w:textDirection w:val="btLr"/>
+                              <w:rPr>
+                                <w:lang w:eastAsia="zh-CN"/>
+                              </w:rPr>
+                            </w:pPr>
+                            <w:r>
+                              <w:rPr>
+                                <w:lang w:eastAsia="zh-CN"/>
+                              </w:rPr>
+                              <w:t>1</w:t>
+                            </w:r>
+                          </w:p>
+                        </w:tc>
+                        <w:tc>
+                          <w:tcPr>
+                            <w:tcW w:w="0" w:type="auto"/>
+                            <w:hideMark/>
+                          </w:tcPr>
+                          <w:p>
+                            <w:pPr>
+                              <w:spacing w:after="160" w:line="258" w:lineRule="auto"/>
+                              <w:textDirection w:val="btLr"/>
+                              <w:rPr>
+                                <w:lang w:eastAsia="zh-CN"/>
+                              </w:rPr>
+                            </w:pPr>
+                            <w:r>
+                              <w:rPr>
+                                <w:lang w:eastAsia="zh-CN"/>
+                              </w:rPr>
+                              <w:t>1</w:t>
+                            </w:r>
+                          </w:p>
+                        </w:tc>
+                        <w:tc>
+                          <w:tcPr>
+                            <w:tcW w:w="0" w:type="auto"/>
+                            <w:hideMark/>
+                          </w:tcPr>
+                          <w:p>
+                            <w:pPr>
+                              <w:spacing w:after="160" w:line="258" w:lineRule="auto"/>
+                              <w:textDirection w:val="btLr"/>
+                              <w:rPr>
+                                <w:lang w:eastAsia="zh-CN"/>
+                              </w:rPr>
+                            </w:pPr>
+                            <w:r>
+                              <w:rPr>
+                                <w:lang w:eastAsia="zh-CN"/>
+                              </w:rPr>
+                              <w:t>1</w:t>
+                            </w:r>
+                          </w:p>
+                        </w:tc>
+                        <w:tc>
+                          <w:tcPr>
+                            <w:tcW w:w="0" w:type="auto"/>
+                            <w:hideMark/>
+                          </w:tcPr>
+                          <w:p>
+                            <w:pPr>
+                              <w:spacing w:after="160" w:line="258" w:lineRule="auto"/>
+                              <w:textDirection w:val="btLr"/>
+                              <w:rPr>
+                                <w:lang w:eastAsia="zh-CN"/>
+                              </w:rPr>
+                            </w:pPr>
+                            <w:r>
+                              <w:rPr>
+                                <w:lang w:eastAsia="zh-CN"/>
+                              </w:rPr>
+                              <w:t>1</w:t>
+                            </w:r>
+                          </w:p>
+                        </w:tc>
+                        <w:tc>
+                          <w:tcPr>
+                            <w:tcW w:w="0" w:type="auto"/>
+                            <w:hideMark/>
+                          </w:tcPr>
+                          <w:p>
+                            <w:pPr>
+                              <w:spacing w:after="160" w:line="258" w:lineRule="auto"/>
+                              <w:textDirection w:val="btLr"/>
+                              <w:rPr>
+                                <w:lang w:eastAsia="zh-CN"/>
+                              </w:rPr>
+                            </w:pPr>
+                            <w:r>
+                              <w:rPr>
+                                <w:lang w:eastAsia="zh-CN"/>
+                              </w:rPr>
+                              <w:t>1</w:t>
+                            </w:r>
+                          </w:p>
+                        </w:tc>
+                        <w:tc>
+                          <w:tcPr>
+                            <w:tcW w:w="0" w:type="auto"/>
+                            <w:hideMark/>
+                          </w:tcPr>
+                          <w:p>
+                            <w:pPr>
+                              <w:spacing w:after="160" w:line="258" w:lineRule="auto"/>
+                              <w:textDirection w:val="btLr"/>
+                              <w:rPr>
+                                <w:lang w:eastAsia="zh-CN"/>
+                              </w:rPr>
+                            </w:pPr>
+                            <w:r>
+                              <w:rPr>
+                                <w:lang w:eastAsia="zh-CN"/>
+                              </w:rPr>
+                              <w:t>0</w:t>
+                            </w:r>
+                          </w:p>
+                        </w:tc>
+                      </w:tr>
+                      <w:tr>
+                        <w:trPr>
+                          <w:jc w:val="center"/>
+                        </w:trPr>
+                        <w:tc>
+                          <w:tcPr>
+                            <w:tcW w:w="0" w:type="auto"/>
+                            <w:hideMark/>
+                          </w:tcPr>
+                          <w:p>
+                            <w:pPr>
+                              <w:spacing w:after="160" w:line="258" w:lineRule="auto"/>
+                              <w:textDirection w:val="btLr"/>
+                              <w:rPr>
+                                <w:lang w:eastAsia="zh-CN"/>
+                              </w:rPr>
+                            </w:pPr>
+                            <w:r>
+                              <w:rPr>
+                                <w:lang w:eastAsia="zh-CN"/>
+                              </w:rPr>
+                              <w:t>1</w:t>
+                            </w:r>
+                          </w:p>
+                        </w:tc>
+                        <w:tc>
+                          <w:tcPr>
+                            <w:tcW w:w="0" w:type="auto"/>
+                            <w:hideMark/>
+                          </w:tcPr>
+                          <w:p>
+                            <w:pPr>
+                              <w:spacing w:after="160" w:line="258" w:lineRule="auto"/>
+                              <w:textDirection w:val="btLr"/>
+                              <w:rPr>
+                                <w:lang w:eastAsia="zh-CN"/>
+                              </w:rPr>
+                            </w:pPr>
+                            <w:r>
+                              <w:rPr>
+                                <w:lang w:eastAsia="zh-CN"/>
+                              </w:rPr>
+                              <w:t>0 0 0 1</w:t>
+                            </w:r>
+                          </w:p>
+                        </w:tc>
+                        <w:tc>
+                          <w:tcPr>
+                            <w:tcW w:w="0" w:type="auto"/>
+                            <w:hideMark/>
+                          </w:tcPr>
+                          <w:p>
+                            <w:pPr>
+                              <w:spacing w:after="160" w:line="258" w:lineRule="auto"/>
+                              <w:textDirection w:val="btLr"/>
+                              <w:rPr>
+                                <w:lang w:eastAsia="zh-CN"/>
+                              </w:rPr>
+                            </w:pPr>
+                            <w:r>
+                              <w:rPr>
+                                <w:lang w:eastAsia="zh-CN"/>
+                              </w:rPr>
+                              <w:t>0</w:t>
+                            </w:r>
+                          </w:p>
+                        </w:tc>
+                        <w:tc>
+                          <w:tcPr>
+                            <w:tcW w:w="0" w:type="auto"/>
+                            <w:hideMark/>
+                          </w:tcPr>
+                          <w:p>
+                            <w:pPr>
+                              <w:spacing w:after="160" w:line="258" w:lineRule="auto"/>
+                              <w:textDirection w:val="btLr"/>
+                              <w:rPr>
+                                <w:lang w:eastAsia="zh-CN"/>
+                              </w:rPr>
+                            </w:pPr>
+                            <w:r>
+                              <w:rPr>
+                                <w:lang w:eastAsia="zh-CN"/>
+                              </w:rPr>
+                              <w:t>1</w:t>
+                            </w:r>
+                          </w:p>
+                        </w:tc>
+                        <w:tc>
+                          <w:tcPr>
+                            <w:tcW w:w="0" w:type="auto"/>
+                            <w:hideMark/>
+                          </w:tcPr>
+                          <w:p>
+                            <w:pPr>
+                              <w:spacing w:after="160" w:line="258" w:lineRule="auto"/>
+                              <w:textDirection w:val="btLr"/>
+                              <w:rPr>
+                                <w:lang w:eastAsia="zh-CN"/>
+                              </w:rPr>
+                            </w:pPr>
+                            <w:r>
+                              <w:rPr>
+                                <w:lang w:eastAsia="zh-CN"/>
+                              </w:rPr>
+                              <w:t>1</w:t>
+                            </w:r>
+                          </w:p>
+                        </w:tc>
+                        <w:tc>
+                          <w:tcPr>
+                            <w:tcW w:w="0" w:type="auto"/>
+                            <w:hideMark/>
+                          </w:tcPr>
+                          <w:p>
+                            <w:pPr>
+                              <w:spacing w:after="160" w:line="258" w:lineRule="auto"/>
+                              <w:textDirection w:val="btLr"/>
+                              <w:rPr>
+                                <w:lang w:eastAsia="zh-CN"/>
+                              </w:rPr>
+                            </w:pPr>
+                            <w:r>
+                              <w:rPr>
+                                <w:lang w:eastAsia="zh-CN"/>
+                              </w:rPr>
+                              <w:t>0</w:t>
+                            </w:r>
+                          </w:p>
+                        </w:tc>
+                        <w:tc>
+                          <w:tcPr>
+                            <w:tcW w:w="0" w:type="auto"/>
+                            <w:hideMark/>
+                          </w:tcPr>
+                          <w:p>
+                            <w:pPr>
+                              <w:spacing w:after="160" w:line="258" w:lineRule="auto"/>
+                              <w:textDirection w:val="btLr"/>
+                              <w:rPr>
+                                <w:lang w:eastAsia="zh-CN"/>
+                              </w:rPr>
+                            </w:pPr>
+                            <w:r>
+                              <w:rPr>
+                                <w:lang w:eastAsia="zh-CN"/>
+                              </w:rPr>
+                              <w:t>0</w:t>
+                            </w:r>
+                          </w:p>
+                        </w:tc>
+                        <w:tc>
+                          <w:tcPr>
+                            <w:tcW w:w="0" w:type="auto"/>
+                            <w:hideMark/>
+                          </w:tcPr>
+                          <w:p>
+                            <w:pPr>
+                              <w:spacing w:after="160" w:line="258" w:lineRule="auto"/>
+                              <w:textDirection w:val="btLr"/>
+                              <w:rPr>
+                                <w:lang w:eastAsia="zh-CN"/>
+                              </w:rPr>
+                            </w:pPr>
+                            <w:r>
+                              <w:rPr>
+                                <w:lang w:eastAsia="zh-CN"/>
+                              </w:rPr>
+                              <w:t>0</w:t>
+                            </w:r>
+                          </w:p>
+                        </w:tc>
+                        <w:tc>
+                          <w:tcPr>
+                            <w:tcW w:w="0" w:type="auto"/>
+                            <w:hideMark/>
+                          </w:tcPr>
+                          <w:p>
+                            <w:pPr>
+                              <w:spacing w:after="160" w:line="258" w:lineRule="auto"/>
+                              <w:textDirection w:val="btLr"/>
+                              <w:rPr>
+                                <w:lang w:eastAsia="zh-CN"/>
+                              </w:rPr>
+                            </w:pPr>
+                            <w:r>
+                              <w:rPr>
+                                <w:lang w:eastAsia="zh-CN"/>
+                              </w:rPr>
+                              <w:t>0</w:t>
+                            </w:r>
+                          </w:p>
+                        </w:tc>
+                      </w:tr>
+                      <w:tr>
+                        <w:trPr>
+                          <w:jc w:val="center"/>
+                        </w:trPr>
+                        <w:tc>
+                          <w:tcPr>
+                            <w:tcW w:w="0" w:type="auto"/>
+                            <w:hideMark/>
+                          </w:tcPr>
+                          <w:p>
+                            <w:pPr>
+                              <w:spacing w:after="160" w:line="258" w:lineRule="auto"/>
+                              <w:textDirection w:val="btLr"/>
+                              <w:rPr>
+                                <w:lang w:eastAsia="zh-CN"/>
+                              </w:rPr>
+                            </w:pPr>
+                            <w:r>
+                              <w:rPr>
+                                <w:lang w:eastAsia="zh-CN"/>
+                              </w:rPr>
+                              <w:t>2</w:t>
+                            </w:r>
+                          </w:p>
+                        </w:tc>
+                        <w:tc>
+                          <w:tcPr>
+                            <w:tcW w:w="0" w:type="auto"/>
+                            <w:hideMark/>
+                          </w:tcPr>
+                          <w:p>
+                            <w:pPr>
+                              <w:spacing w:after="160" w:line="258" w:lineRule="auto"/>
+                              <w:textDirection w:val="btLr"/>
+                              <w:rPr>
+                                <w:lang w:eastAsia="zh-CN"/>
+                              </w:rPr>
+                            </w:pPr>
+                            <w:r>
+                              <w:rPr>
+                                <w:lang w:eastAsia="zh-CN"/>
+                              </w:rPr>
+                              <w:t>0 0 1 0</w:t>
+                            </w:r>
+                          </w:p>
+                        </w:tc>
+                        <w:tc>
+                          <w:tcPr>
+                            <w:tcW w:w="0" w:type="auto"/>
+                            <w:hideMark/>
+                          </w:tcPr>
+                          <w:p>
+                            <w:pPr>
+                              <w:spacing w:after="160" w:line="258" w:lineRule="auto"/>
+                              <w:textDirection w:val="btLr"/>
+                              <w:rPr>
+                                <w:lang w:eastAsia="zh-CN"/>
+                              </w:rPr>
+                            </w:pPr>
+                            <w:r>
+                              <w:rPr>
+                                <w:lang w:eastAsia="zh-CN"/>
+                              </w:rPr>
+                              <w:t>1</w:t>
+                            </w:r>
+                          </w:p>
+                        </w:tc>
+                        <w:tc>
+                          <w:tcPr>
+                            <w:tcW w:w="0" w:type="auto"/>
+                            <w:hideMark/>
+                          </w:tcPr>
+                          <w:p>
+                            <w:pPr>
+                              <w:spacing w:after="160" w:line="258" w:lineRule="auto"/>
+                              <w:textDirection w:val="btLr"/>
+                              <w:rPr>
+                                <w:lang w:eastAsia="zh-CN"/>
+                              </w:rPr>
+                            </w:pPr>
+                            <w:r>
+                              <w:rPr>
+                                <w:lang w:eastAsia="zh-CN"/>
+                              </w:rPr>
+                              <w:t>1</w:t>
+                            </w:r>
+                          </w:p>
+                        </w:tc>
+                        <w:tc>
+                          <w:tcPr>
+                            <w:tcW w:w="0" w:type="auto"/>
+                            <w:hideMark/>
+                          </w:tcPr>
+                          <w:p>
+                            <w:pPr>
+                              <w:spacing w:after="160" w:line="258" w:lineRule="auto"/>
+                              <w:textDirection w:val="btLr"/>
+                              <w:rPr>
+                                <w:lang w:eastAsia="zh-CN"/>
+                              </w:rPr>
+                            </w:pPr>
+                            <w:r>
+                              <w:rPr>
+                                <w:lang w:eastAsia="zh-CN"/>
+                              </w:rPr>
+                              <w:t>0</w:t>
+                            </w:r>
+                          </w:p>
+                        </w:tc>
+                        <w:tc>
+                          <w:tcPr>
+                            <w:tcW w:w="0" w:type="auto"/>
+                            <w:hideMark/>
+                          </w:tcPr>
+                          <w:p>
+                            <w:pPr>
+                              <w:spacing w:after="160" w:line="258" w:lineRule="auto"/>
+                              <w:textDirection w:val="btLr"/>
+                              <w:rPr>
+                                <w:lang w:eastAsia="zh-CN"/>
+                              </w:rPr>
+                            </w:pPr>
+                            <w:r>
+                              <w:rPr>
+                                <w:lang w:eastAsia="zh-CN"/>
+                              </w:rPr>
+                              <w:t>1</w:t>
+                            </w:r>
+                          </w:p>
+                        </w:tc>
+                        <w:tc>
+                          <w:tcPr>
+                            <w:tcW w:w="0" w:type="auto"/>
+                            <w:hideMark/>
+                          </w:tcPr>
+                          <w:p>
+                            <w:pPr>
+                              <w:spacing w:after="160" w:line="258" w:lineRule="auto"/>
+                              <w:textDirection w:val="btLr"/>
+                              <w:rPr>
+                                <w:lang w:eastAsia="zh-CN"/>
+                              </w:rPr>
+                            </w:pPr>
+                            <w:r>
+                              <w:rPr>
+                                <w:lang w:eastAsia="zh-CN"/>
+                              </w:rPr>
+                              <w:t>1</w:t>
+                            </w:r>
+                          </w:p>
+                        </w:tc>
+                        <w:tc>
+                          <w:tcPr>
+                            <w:tcW w:w="0" w:type="auto"/>
+                            <w:hideMark/>
+                          </w:tcPr>
+                          <w:p>
+                            <w:pPr>
+                              <w:spacing w:after="160" w:line="258" w:lineRule="auto"/>
+                              <w:textDirection w:val="btLr"/>
+                              <w:rPr>
+                                <w:lang w:eastAsia="zh-CN"/>
+                              </w:rPr>
+                            </w:pPr>
+                            <w:r>
+                              <w:rPr>
+                                <w:lang w:eastAsia="zh-CN"/>
+                              </w:rPr>
+                              <w:t>0</w:t>
+                            </w:r>
+                          </w:p>
+                        </w:tc>
+                        <w:tc>
+                          <w:tcPr>
+                            <w:tcW w:w="0" w:type="auto"/>
+                            <w:hideMark/>
+                          </w:tcPr>
+                          <w:p>
+                            <w:pPr>
+                              <w:spacing w:after="160" w:line="258" w:lineRule="auto"/>
+                              <w:textDirection w:val="btLr"/>
+                              <w:rPr>
+                                <w:lang w:eastAsia="zh-CN"/>
+                              </w:rPr>
+                            </w:pPr>
+                            <w:r>
+                              <w:rPr>
+                                <w:lang w:eastAsia="zh-CN"/>
+                              </w:rPr>
+                              <w:t>1</w:t>
+                            </w:r>
+                          </w:p>
+                        </w:tc>
+                      </w:tr>
+                      <w:tr>
+                        <w:trPr>
+                          <w:jc w:val="center"/>
+                        </w:trPr>
+                        <w:tc>
+                          <w:tcPr>
+                            <w:tcW w:w="0" w:type="auto"/>
+                            <w:hideMark/>
+                          </w:tcPr>
+                          <w:p>
+                            <w:pPr>
+                              <w:spacing w:after="160" w:line="258" w:lineRule="auto"/>
+                              <w:textDirection w:val="btLr"/>
+                              <w:rPr>
+                                <w:lang w:eastAsia="zh-CN"/>
+                              </w:rPr>
+                            </w:pPr>
+                            <w:r>
+                              <w:rPr>
+                                <w:lang w:eastAsia="zh-CN"/>
+                              </w:rPr>
+                              <w:t>3</w:t>
+                            </w:r>
+                          </w:p>
+                        </w:tc>
+                        <w:tc>
+                          <w:tcPr>
+                            <w:tcW w:w="0" w:type="auto"/>
+                            <w:hideMark/>
+                          </w:tcPr>
+                          <w:p>
+                            <w:pPr>
+                              <w:spacing w:after="160" w:line="258" w:lineRule="auto"/>
+                              <w:textDirection w:val="btLr"/>
+                              <w:rPr>
+                                <w:lang w:eastAsia="zh-CN"/>
+                              </w:rPr>
+                            </w:pPr>
+                            <w:r>
+                              <w:rPr>
+                                <w:lang w:eastAsia="zh-CN"/>
+                              </w:rPr>
+                              <w:t>0 0 1 1</w:t>
+                            </w:r>
+                          </w:p>
+                        </w:tc>
+                        <w:tc>
+                          <w:tcPr>
+                            <w:tcW w:w="0" w:type="auto"/>
+                            <w:hideMark/>
+                          </w:tcPr>
+                          <w:p>
+                            <w:pPr>
+                              <w:spacing w:after="160" w:line="258" w:lineRule="auto"/>
+                              <w:textDirection w:val="btLr"/>
+                              <w:rPr>
+                                <w:lang w:eastAsia="zh-CN"/>
+                              </w:rPr>
+                            </w:pPr>
+                            <w:r>
+                              <w:rPr>
+                                <w:lang w:eastAsia="zh-CN"/>
+                              </w:rPr>
+                              <w:t>1</w:t>
+                            </w:r>
+                          </w:p>
+                        </w:tc>
+                        <w:tc>
+                          <w:tcPr>
+                            <w:tcW w:w="0" w:type="auto"/>
+                            <w:hideMark/>
+                          </w:tcPr>
+                          <w:p>
+                            <w:pPr>
+                              <w:spacing w:after="160" w:line="258" w:lineRule="auto"/>
+                              <w:textDirection w:val="btLr"/>
+                              <w:rPr>
+                                <w:lang w:eastAsia="zh-CN"/>
+                              </w:rPr>
+                            </w:pPr>
+                            <w:r>
+                              <w:rPr>
+                                <w:lang w:eastAsia="zh-CN"/>
+                              </w:rPr>
+                              <w:t>1</w:t>
+                            </w:r>
+                          </w:p>
+                        </w:tc>
+                        <w:tc>
+                          <w:tcPr>
+                            <w:tcW w:w="0" w:type="auto"/>
+                            <w:hideMark/>
+                          </w:tcPr>
+                          <w:p>
+                            <w:pPr>
+                              <w:spacing w:after="160" w:line="258" w:lineRule="auto"/>
+                              <w:textDirection w:val="btLr"/>
+                              <w:rPr>
+                                <w:lang w:eastAsia="zh-CN"/>
+                              </w:rPr>
+                            </w:pPr>
+                            <w:r>
+                              <w:rPr>
+                                <w:lang w:eastAsia="zh-CN"/>
+                              </w:rPr>
+                              <w:t>1</w:t>
+                            </w:r>
+                          </w:p>
+                        </w:tc>
+                        <w:tc>
+                          <w:tcPr>
+                            <w:tcW w:w="0" w:type="auto"/>
+                            <w:hideMark/>
+                          </w:tcPr>
+                          <w:p>
+                            <w:pPr>
+                              <w:spacing w:after="160" w:line="258" w:lineRule="auto"/>
+                              <w:textDirection w:val="btLr"/>
+                              <w:rPr>
+                                <w:lang w:eastAsia="zh-CN"/>
+                              </w:rPr>
+                            </w:pPr>
+                            <w:r>
+                              <w:rPr>
+                                <w:lang w:eastAsia="zh-CN"/>
+                              </w:rPr>
+                              <w:t>1</w:t>
+                            </w:r>
+                          </w:p>
+                        </w:tc>
+                        <w:tc>
+                          <w:tcPr>
+                            <w:tcW w:w="0" w:type="auto"/>
+                            <w:hideMark/>
+                          </w:tcPr>
+                          <w:p>
+                            <w:pPr>
+                              <w:spacing w:after="160" w:line="258" w:lineRule="auto"/>
+                              <w:textDirection w:val="btLr"/>
+                              <w:rPr>
+                                <w:lang w:eastAsia="zh-CN"/>
+                              </w:rPr>
+                            </w:pPr>
+                            <w:r>
+                              <w:rPr>
+                                <w:lang w:eastAsia="zh-CN"/>
+                              </w:rPr>
+                              <w:t>0</w:t>
+                            </w:r>
+                          </w:p>
+                        </w:tc>
+                        <w:tc>
+                          <w:tcPr>
+                            <w:tcW w:w="0" w:type="auto"/>
+                            <w:hideMark/>
+                          </w:tcPr>
+                          <w:p>
+                            <w:pPr>
+                              <w:spacing w:after="160" w:line="258" w:lineRule="auto"/>
+                              <w:textDirection w:val="btLr"/>
+                              <w:rPr>
+                                <w:lang w:eastAsia="zh-CN"/>
+                              </w:rPr>
+                            </w:pPr>
+                            <w:r>
+                              <w:rPr>
+                                <w:lang w:eastAsia="zh-CN"/>
+                              </w:rPr>
+                              <w:t>0</w:t>
+                            </w:r>
+                          </w:p>
+                        </w:tc>
+                        <w:tc>
+                          <w:tcPr>
+                            <w:tcW w:w="0" w:type="auto"/>
+                            <w:hideMark/>
+                          </w:tcPr>
+                          <w:p>
+                            <w:pPr>
+                              <w:spacing w:after="160" w:line="258" w:lineRule="auto"/>
+                              <w:textDirection w:val="btLr"/>
+                              <w:rPr>
+                                <w:lang w:eastAsia="zh-CN"/>
+                              </w:rPr>
+                            </w:pPr>
+                            <w:r>
+                              <w:rPr>
+                                <w:lang w:eastAsia="zh-CN"/>
+                              </w:rPr>
+                              <w:t>1</w:t>
+                            </w:r>
+                          </w:p>
+                        </w:tc>
+                      </w:tr>
+                      <w:tr>
+                        <w:trPr>
+                          <w:jc w:val="center"/>
+                        </w:trPr>
+                        <w:tc>
+                          <w:tcPr>
+                            <w:tcW w:w="0" w:type="auto"/>
+                            <w:hideMark/>
+                          </w:tcPr>
+                          <w:p>
+                            <w:pPr>
+                              <w:spacing w:after="160" w:line="258" w:lineRule="auto"/>
+                              <w:textDirection w:val="btLr"/>
+                              <w:rPr>
+                                <w:lang w:eastAsia="zh-CN"/>
+                              </w:rPr>
+                            </w:pPr>
+                            <w:r>
+                              <w:rPr>
+                                <w:lang w:eastAsia="zh-CN"/>
+                              </w:rPr>
+                              <w:t>4</w:t>
+                            </w:r>
+                          </w:p>
+                        </w:tc>
+                        <w:tc>
+                          <w:tcPr>
+                            <w:tcW w:w="0" w:type="auto"/>
+                            <w:hideMark/>
+                          </w:tcPr>
+                          <w:p>
+                            <w:pPr>
+                              <w:spacing w:after="160" w:line="258" w:lineRule="auto"/>
+                              <w:textDirection w:val="btLr"/>
+                              <w:rPr>
+                                <w:lang w:eastAsia="zh-CN"/>
+                              </w:rPr>
+                            </w:pPr>
+                            <w:r>
+                              <w:rPr>
+                                <w:lang w:eastAsia="zh-CN"/>
+                              </w:rPr>
+                              <w:t>0 1 0 0</w:t>
+                            </w:r>
+                          </w:p>
+                        </w:tc>
+                        <w:tc>
+                          <w:tcPr>
+                            <w:tcW w:w="0" w:type="auto"/>
+                            <w:hideMark/>
+                          </w:tcPr>
+                          <w:p>
+                            <w:pPr>
+                              <w:spacing w:after="160" w:line="258" w:lineRule="auto"/>
+                              <w:textDirection w:val="btLr"/>
+                              <w:rPr>
+                                <w:lang w:eastAsia="zh-CN"/>
+                              </w:rPr>
+                            </w:pPr>
+                            <w:r>
+                              <w:rPr>
+                                <w:lang w:eastAsia="zh-CN"/>
+                              </w:rPr>
+                              <w:t>0</w:t>
+                            </w:r>
+                          </w:p>
+                        </w:tc>
+                        <w:tc>
+                          <w:tcPr>
+                            <w:tcW w:w="0" w:type="auto"/>
+                            <w:hideMark/>
+                          </w:tcPr>
+                          <w:p>
+                            <w:pPr>
+                              <w:spacing w:after="160" w:line="258" w:lineRule="auto"/>
+                              <w:textDirection w:val="btLr"/>
+                              <w:rPr>
+                                <w:lang w:eastAsia="zh-CN"/>
+                              </w:rPr>
+                            </w:pPr>
+                            <w:r>
+                              <w:rPr>
+                                <w:lang w:eastAsia="zh-CN"/>
+                              </w:rPr>
+                              <w:t>1</w:t>
+                            </w:r>
+                          </w:p>
+                        </w:tc>
+                        <w:tc>
+                          <w:tcPr>
+                            <w:tcW w:w="0" w:type="auto"/>
+                            <w:hideMark/>
+                          </w:tcPr>
+                          <w:p>
+                            <w:pPr>
+                              <w:spacing w:after="160" w:line="258" w:lineRule="auto"/>
+                              <w:textDirection w:val="btLr"/>
+                              <w:rPr>
+                                <w:lang w:eastAsia="zh-CN"/>
+                              </w:rPr>
+                            </w:pPr>
+                            <w:r>
+                              <w:rPr>
+                                <w:lang w:eastAsia="zh-CN"/>
+                              </w:rPr>
+                              <w:t>1</w:t>
+                            </w:r>
+                          </w:p>
+                        </w:tc>
+                        <w:tc>
+                          <w:tcPr>
+                            <w:tcW w:w="0" w:type="auto"/>
+                            <w:hideMark/>
+                          </w:tcPr>
+                          <w:p>
+                            <w:pPr>
+                              <w:spacing w:after="160" w:line="258" w:lineRule="auto"/>
+                              <w:textDirection w:val="btLr"/>
+                              <w:rPr>
+                                <w:lang w:eastAsia="zh-CN"/>
+                              </w:rPr>
+                            </w:pPr>
+                            <w:r>
+                              <w:rPr>
+                                <w:lang w:eastAsia="zh-CN"/>
+                              </w:rPr>
+                              <w:t>0</w:t>
+                            </w:r>
+                          </w:p>
+                        </w:tc>
+                        <w:tc>
+                          <w:tcPr>
+                            <w:tcW w:w="0" w:type="auto"/>
+                            <w:hideMark/>
+                          </w:tcPr>
+                          <w:p>
+                            <w:pPr>
+                              <w:spacing w:after="160" w:line="258" w:lineRule="auto"/>
+                              <w:textDirection w:val="btLr"/>
+                              <w:rPr>
+                                <w:lang w:eastAsia="zh-CN"/>
+                              </w:rPr>
+                            </w:pPr>
+                            <w:r>
+                              <w:rPr>
+                                <w:lang w:eastAsia="zh-CN"/>
+                              </w:rPr>
+                              <w:t>0</w:t>
+                            </w:r>
+                          </w:p>
+                        </w:tc>
+                        <w:tc>
+                          <w:tcPr>
+                            <w:tcW w:w="0" w:type="auto"/>
+                            <w:hideMark/>
+                          </w:tcPr>
+                          <w:p>
+                            <w:pPr>
+                              <w:spacing w:after="160" w:line="258" w:lineRule="auto"/>
+                              <w:textDirection w:val="btLr"/>
+                              <w:rPr>
+                                <w:lang w:eastAsia="zh-CN"/>
+                              </w:rPr>
+                            </w:pPr>
+                            <w:r>
+                              <w:rPr>
+                                <w:lang w:eastAsia="zh-CN"/>
+                              </w:rPr>
+                              <w:t>1</w:t>
+                            </w:r>
+                          </w:p>
+                        </w:tc>
+                        <w:tc>
+                          <w:tcPr>
+                            <w:tcW w:w="0" w:type="auto"/>
+                            <w:hideMark/>
+                          </w:tcPr>
+                          <w:p>
+                            <w:pPr>
+                              <w:spacing w:after="160" w:line="258" w:lineRule="auto"/>
+                              <w:textDirection w:val="btLr"/>
+                              <w:rPr>
+                                <w:lang w:eastAsia="zh-CN"/>
+                              </w:rPr>
+                            </w:pPr>
+                            <w:r>
+                              <w:rPr>
+                                <w:lang w:eastAsia="zh-CN"/>
+                              </w:rPr>
+                              <w:t>1</w:t>
+                            </w:r>
+                          </w:p>
+                        </w:tc>
+                      </w:tr>
+                      <w:tr>
+                        <w:trPr>
+                          <w:jc w:val="center"/>
+                        </w:trPr>
+                        <w:tc>
+                          <w:tcPr>
+                            <w:tcW w:w="0" w:type="auto"/>
+                            <w:hideMark/>
+                          </w:tcPr>
+                          <w:p>
+                            <w:pPr>
+                              <w:spacing w:after="160" w:line="258" w:lineRule="auto"/>
+                              <w:textDirection w:val="btLr"/>
+                              <w:rPr>
+                                <w:lang w:eastAsia="zh-CN"/>
+                              </w:rPr>
+                            </w:pPr>
+                            <w:r>
+                              <w:rPr>
+                                <w:lang w:eastAsia="zh-CN"/>
+                              </w:rPr>
+                              <w:t>5</w:t>
+                            </w:r>
+                          </w:p>
+                        </w:tc>
+                        <w:tc>
+                          <w:tcPr>
+                            <w:tcW w:w="0" w:type="auto"/>
+                            <w:hideMark/>
+                          </w:tcPr>
+                          <w:p>
+                            <w:pPr>
+                              <w:spacing w:after="160" w:line="258" w:lineRule="auto"/>
+                              <w:textDirection w:val="btLr"/>
+                              <w:rPr>
+                                <w:lang w:eastAsia="zh-CN"/>
+                              </w:rPr>
+                            </w:pPr>
+                            <w:r>
+                              <w:rPr>
+                                <w:lang w:eastAsia="zh-CN"/>
+                              </w:rPr>
+                              <w:t>0 1 0 1</w:t>
+                            </w:r>
+                          </w:p>
+                        </w:tc>
+                        <w:tc>
+                          <w:tcPr>
+                            <w:tcW w:w="0" w:type="auto"/>
+                            <w:hideMark/>
+                          </w:tcPr>
+                          <w:p>
+                            <w:pPr>
+                              <w:spacing w:after="160" w:line="258" w:lineRule="auto"/>
+                              <w:textDirection w:val="btLr"/>
+                              <w:rPr>
+                                <w:lang w:eastAsia="zh-CN"/>
+                              </w:rPr>
+                            </w:pPr>
+                            <w:r>
+                              <w:rPr>
+                                <w:lang w:eastAsia="zh-CN"/>
+                              </w:rPr>
+                              <w:t>1</w:t>
+                            </w:r>
+                          </w:p>
+                        </w:tc>
+                        <w:tc>
+                          <w:tcPr>
+                            <w:tcW w:w="0" w:type="auto"/>
+                            <w:hideMark/>
+                          </w:tcPr>
+                          <w:p>
+                            <w:pPr>
+                              <w:spacing w:after="160" w:line="258" w:lineRule="auto"/>
+                              <w:textDirection w:val="btLr"/>
+                              <w:rPr>
+                                <w:lang w:eastAsia="zh-CN"/>
+                              </w:rPr>
+                            </w:pPr>
+                            <w:r>
+                              <w:rPr>
+                                <w:lang w:eastAsia="zh-CN"/>
+                              </w:rPr>
+                              <w:t>0</w:t>
+                            </w:r>
+                          </w:p>
+                        </w:tc>
+                        <w:tc>
+                          <w:tcPr>
+                            <w:tcW w:w="0" w:type="auto"/>
+                            <w:hideMark/>
+                          </w:tcPr>
+                          <w:p>
+                            <w:pPr>
+                              <w:spacing w:after="160" w:line="258" w:lineRule="auto"/>
+                              <w:textDirection w:val="btLr"/>
+                              <w:rPr>
+                                <w:lang w:eastAsia="zh-CN"/>
+                              </w:rPr>
+                            </w:pPr>
+                            <w:r>
+                              <w:rPr>
+                                <w:lang w:eastAsia="zh-CN"/>
+                              </w:rPr>
+                              <w:t>1</w:t>
+                            </w:r>
+                          </w:p>
+                        </w:tc>
+                        <w:tc>
+                          <w:tcPr>
+                            <w:tcW w:w="0" w:type="auto"/>
+                            <w:hideMark/>
+                          </w:tcPr>
+                          <w:p>
+                            <w:pPr>
+                              <w:spacing w:after="160" w:line="258" w:lineRule="auto"/>
+                              <w:textDirection w:val="btLr"/>
+                              <w:rPr>
+                                <w:lang w:eastAsia="zh-CN"/>
+                              </w:rPr>
+                            </w:pPr>
+                            <w:r>
+                              <w:rPr>
+                                <w:lang w:eastAsia="zh-CN"/>
+                              </w:rPr>
+                              <w:t>1</w:t>
+                            </w:r>
+                          </w:p>
+                        </w:tc>
+                        <w:tc>
+                          <w:tcPr>
+                            <w:tcW w:w="0" w:type="auto"/>
+                            <w:hideMark/>
+                          </w:tcPr>
+                          <w:p>
+                            <w:pPr>
+                              <w:spacing w:after="160" w:line="258" w:lineRule="auto"/>
+                              <w:textDirection w:val="btLr"/>
+                              <w:rPr>
+                                <w:lang w:eastAsia="zh-CN"/>
+                              </w:rPr>
+                            </w:pPr>
+                            <w:r>
+                              <w:rPr>
+                                <w:lang w:eastAsia="zh-CN"/>
+                              </w:rPr>
+                              <w:t>0</w:t>
+                            </w:r>
+                          </w:p>
+                        </w:tc>
+                        <w:tc>
+                          <w:tcPr>
+                            <w:tcW w:w="0" w:type="auto"/>
+                            <w:hideMark/>
+                          </w:tcPr>
+                          <w:p>
+                            <w:pPr>
+                              <w:spacing w:after="160" w:line="258" w:lineRule="auto"/>
+                              <w:textDirection w:val="btLr"/>
+                              <w:rPr>
+                                <w:lang w:eastAsia="zh-CN"/>
+                              </w:rPr>
+                            </w:pPr>
+                            <w:r>
+                              <w:rPr>
+                                <w:lang w:eastAsia="zh-CN"/>
+                              </w:rPr>
+                              <w:t>1</w:t>
+                            </w:r>
+                          </w:p>
+                        </w:tc>
+                        <w:tc>
+                          <w:tcPr>
+                            <w:tcW w:w="0" w:type="auto"/>
+                            <w:hideMark/>
+                          </w:tcPr>
+                          <w:p>
+                            <w:pPr>
+                              <w:spacing w:after="160" w:line="258" w:lineRule="auto"/>
+                              <w:textDirection w:val="btLr"/>
+                              <w:rPr>
+                                <w:lang w:eastAsia="zh-CN"/>
+                              </w:rPr>
+                            </w:pPr>
+                            <w:r>
+                              <w:rPr>
+                                <w:lang w:eastAsia="zh-CN"/>
+                              </w:rPr>
+                              <w:t>1</w:t>
+                            </w:r>
+                          </w:p>
+                        </w:tc>
+                      </w:tr>
+                      <w:tr>
+                        <w:trPr>
+                          <w:jc w:val="center"/>
+                        </w:trPr>
+                        <w:tc>
+                          <w:tcPr>
+                            <w:tcW w:w="0" w:type="auto"/>
+                            <w:hideMark/>
+                          </w:tcPr>
+                          <w:p>
+                            <w:pPr>
+                              <w:spacing w:after="160" w:line="258" w:lineRule="auto"/>
+                              <w:textDirection w:val="btLr"/>
+                              <w:rPr>
+                                <w:lang w:eastAsia="zh-CN"/>
+                              </w:rPr>
+                            </w:pPr>
+                            <w:r>
+                              <w:rPr>
+                                <w:lang w:eastAsia="zh-CN"/>
+                              </w:rPr>
+                              <w:t>6</w:t>
+                            </w:r>
+                          </w:p>
+                        </w:tc>
+                        <w:tc>
+                          <w:tcPr>
+                            <w:tcW w:w="0" w:type="auto"/>
+                            <w:hideMark/>
+                          </w:tcPr>
+                          <w:p>
+                            <w:pPr>
+                              <w:spacing w:after="160" w:line="258" w:lineRule="auto"/>
+                              <w:textDirection w:val="btLr"/>
+                              <w:rPr>
+                                <w:lang w:eastAsia="zh-CN"/>
+                              </w:rPr>
+                            </w:pPr>
+                            <w:r>
+                              <w:rPr>
+                                <w:lang w:eastAsia="zh-CN"/>
+                              </w:rPr>
+                              <w:t>0 1 1 0</w:t>
+                            </w:r>
+                          </w:p>
+                        </w:tc>
+                        <w:tc>
+                          <w:tcPr>
+                            <w:tcW w:w="0" w:type="auto"/>
+                            <w:hideMark/>
+                          </w:tcPr>
+                          <w:p>
+                            <w:pPr>
+                              <w:spacing w:after="160" w:line="258" w:lineRule="auto"/>
+                              <w:textDirection w:val="btLr"/>
+                              <w:rPr>
+                                <w:lang w:eastAsia="zh-CN"/>
+                              </w:rPr>
+                            </w:pPr>
+                            <w:r>
+                              <w:rPr>
+                                <w:lang w:eastAsia="zh-CN"/>
+                              </w:rPr>
+                              <w:t>1</w:t>
+                            </w:r>
+                          </w:p>
+                        </w:tc>
+                        <w:tc>
+                          <w:tcPr>
+                            <w:tcW w:w="0" w:type="auto"/>
+                            <w:hideMark/>
+                          </w:tcPr>
+                          <w:p>
+                            <w:pPr>
+                              <w:spacing w:after="160" w:line="258" w:lineRule="auto"/>
+                              <w:textDirection w:val="btLr"/>
+                              <w:rPr>
+                                <w:lang w:eastAsia="zh-CN"/>
+                              </w:rPr>
+                            </w:pPr>
+                            <w:r>
+                              <w:rPr>
+                                <w:lang w:eastAsia="zh-CN"/>
+                              </w:rPr>
+                              <w:t>0</w:t>
+                            </w:r>
+                          </w:p>
+                        </w:tc>
+                        <w:tc>
+                          <w:tcPr>
+                            <w:tcW w:w="0" w:type="auto"/>
+                            <w:hideMark/>
+                          </w:tcPr>
+                          <w:p>
+                            <w:pPr>
+                              <w:spacing w:after="160" w:line="258" w:lineRule="auto"/>
+                              <w:textDirection w:val="btLr"/>
+                              <w:rPr>
+                                <w:lang w:eastAsia="zh-CN"/>
+                              </w:rPr>
+                            </w:pPr>
+                            <w:r>
+                              <w:rPr>
+                                <w:lang w:eastAsia="zh-CN"/>
+                              </w:rPr>
+                              <w:t>1</w:t>
+                            </w:r>
+                          </w:p>
+                        </w:tc>
+                        <w:tc>
+                          <w:tcPr>
+                            <w:tcW w:w="0" w:type="auto"/>
+                            <w:hideMark/>
+                          </w:tcPr>
+                          <w:p>
+                            <w:pPr>
+                              <w:spacing w:after="160" w:line="258" w:lineRule="auto"/>
+                              <w:textDirection w:val="btLr"/>
+                              <w:rPr>
+                                <w:lang w:eastAsia="zh-CN"/>
+                              </w:rPr>
+                            </w:pPr>
+                            <w:r>
+                              <w:rPr>
+                                <w:lang w:eastAsia="zh-CN"/>
+                              </w:rPr>
+                              <w:t>1</w:t>
+                            </w:r>
+                          </w:p>
+                        </w:tc>
+                        <w:tc>
+                          <w:tcPr>
+                            <w:tcW w:w="0" w:type="auto"/>
+                            <w:hideMark/>
+                          </w:tcPr>
+                          <w:p>
+                            <w:pPr>
+                              <w:spacing w:after="160" w:line="258" w:lineRule="auto"/>
+                              <w:textDirection w:val="btLr"/>
+                              <w:rPr>
+                                <w:lang w:eastAsia="zh-CN"/>
+                              </w:rPr>
+                            </w:pPr>
+                            <w:r>
+                              <w:rPr>
+                                <w:lang w:eastAsia="zh-CN"/>
+                              </w:rPr>
+                              <w:t>1</w:t>
+                            </w:r>
+                          </w:p>
+                        </w:tc>
+                        <w:tc>
+                          <w:tcPr>
+                            <w:tcW w:w="0" w:type="auto"/>
+                            <w:hideMark/>
+                          </w:tcPr>
+                          <w:p>
+                            <w:pPr>
+                              <w:spacing w:after="160" w:line="258" w:lineRule="auto"/>
+                              <w:textDirection w:val="btLr"/>
+                              <w:rPr>
+                                <w:lang w:eastAsia="zh-CN"/>
+                              </w:rPr>
+                            </w:pPr>
+                            <w:r>
+                              <w:rPr>
+                                <w:lang w:eastAsia="zh-CN"/>
+                              </w:rPr>
+                              <w:t>1</w:t>
+                            </w:r>
+                          </w:p>
+                        </w:tc>
+                        <w:tc>
+                          <w:tcPr>
+                            <w:tcW w:w="0" w:type="auto"/>
+                            <w:hideMark/>
+                          </w:tcPr>
+                          <w:p>
+                            <w:pPr>
+                              <w:spacing w:after="160" w:line="258" w:lineRule="auto"/>
+                              <w:textDirection w:val="btLr"/>
+                              <w:rPr>
+                                <w:lang w:eastAsia="zh-CN"/>
+                              </w:rPr>
+                            </w:pPr>
+                            <w:r>
+                              <w:rPr>
+                                <w:lang w:eastAsia="zh-CN"/>
+                              </w:rPr>
+                              <w:t>1</w:t>
+                            </w:r>
+                          </w:p>
+                        </w:tc>
+                      </w:tr>
+                      <w:tr>
+                        <w:trPr>
+                          <w:jc w:val="center"/>
+                        </w:trPr>
+                        <w:tc>
+                          <w:tcPr>
+                            <w:tcW w:w="0" w:type="auto"/>
+                            <w:hideMark/>
+                          </w:tcPr>
+                          <w:p>
+                            <w:pPr>
+                              <w:spacing w:after="160" w:line="258" w:lineRule="auto"/>
+                              <w:textDirection w:val="btLr"/>
+                              <w:rPr>
+                                <w:lang w:eastAsia="zh-CN"/>
+                              </w:rPr>
+                            </w:pPr>
+                            <w:r>
+                              <w:rPr>
+                                <w:lang w:eastAsia="zh-CN"/>
+                              </w:rPr>
+                              <w:t>7</w:t>
+                            </w:r>
+                          </w:p>
+                        </w:tc>
+                        <w:tc>
+                          <w:tcPr>
+                            <w:tcW w:w="0" w:type="auto"/>
+                            <w:hideMark/>
+                          </w:tcPr>
+                          <w:p>
+                            <w:pPr>
+                              <w:spacing w:after="160" w:line="258" w:lineRule="auto"/>
+                              <w:textDirection w:val="btLr"/>
+                              <w:rPr>
+                                <w:lang w:eastAsia="zh-CN"/>
+                              </w:rPr>
+                            </w:pPr>
+                            <w:r>
+                              <w:rPr>
+                                <w:lang w:eastAsia="zh-CN"/>
+                              </w:rPr>
+                              <w:t>0 1 1 1</w:t>
+                            </w:r>
+                          </w:p>
+                        </w:tc>
+                        <w:tc>
+                          <w:tcPr>
+                            <w:tcW w:w="0" w:type="auto"/>
+                            <w:hideMark/>
+                          </w:tcPr>
+                          <w:p>
+                            <w:pPr>
+                              <w:spacing w:after="160" w:line="258" w:lineRule="auto"/>
+                              <w:textDirection w:val="btLr"/>
+                              <w:rPr>
+                                <w:lang w:eastAsia="zh-CN"/>
+                              </w:rPr>
+                            </w:pPr>
+                            <w:r>
+                              <w:rPr>
+                                <w:lang w:eastAsia="zh-CN"/>
+                              </w:rPr>
+                              <w:t>1</w:t>
+                            </w:r>
+                          </w:p>
+                        </w:tc>
+                        <w:tc>
+                          <w:tcPr>
+                            <w:tcW w:w="0" w:type="auto"/>
+                            <w:hideMark/>
+                          </w:tcPr>
+                          <w:p>
+                            <w:pPr>
+                              <w:spacing w:after="160" w:line="258" w:lineRule="auto"/>
+                              <w:textDirection w:val="btLr"/>
+                              <w:rPr>
+                                <w:lang w:eastAsia="zh-CN"/>
+                              </w:rPr>
+                            </w:pPr>
+                            <w:r>
+                              <w:rPr>
+                                <w:lang w:eastAsia="zh-CN"/>
+                              </w:rPr>
+                              <w:t>1</w:t>
+                            </w:r>
+                          </w:p>
+                        </w:tc>
+                        <w:tc>
+                          <w:tcPr>
+                            <w:tcW w:w="0" w:type="auto"/>
+                            <w:hideMark/>
+                          </w:tcPr>
+                          <w:p>
+                            <w:pPr>
+                              <w:spacing w:after="160" w:line="258" w:lineRule="auto"/>
+                              <w:textDirection w:val="btLr"/>
+                              <w:rPr>
+                                <w:lang w:eastAsia="zh-CN"/>
+                              </w:rPr>
+                            </w:pPr>
+                            <w:r>
+                              <w:rPr>
+                                <w:lang w:eastAsia="zh-CN"/>
+                              </w:rPr>
+                              <w:t>1</w:t>
+                            </w:r>
+                          </w:p>
+                        </w:tc>
+                        <w:tc>
+                          <w:tcPr>
+                            <w:tcW w:w="0" w:type="auto"/>
+                            <w:hideMark/>
+                          </w:tcPr>
+                          <w:p>
+                            <w:pPr>
+                              <w:spacing w:after="160" w:line="258" w:lineRule="auto"/>
+                              <w:textDirection w:val="btLr"/>
+                              <w:rPr>
+                                <w:lang w:eastAsia="zh-CN"/>
+                              </w:rPr>
+                            </w:pPr>
+                            <w:r>
+                              <w:rPr>
+                                <w:lang w:eastAsia="zh-CN"/>
+                              </w:rPr>
+                              <w:t>0</w:t>
+                            </w:r>
+                          </w:p>
+                        </w:tc>
+                        <w:tc>
+                          <w:tcPr>
+                            <w:tcW w:w="0" w:type="auto"/>
+                            <w:hideMark/>
+                          </w:tcPr>
+                          <w:p>
+                            <w:pPr>
+                              <w:spacing w:after="160" w:line="258" w:lineRule="auto"/>
+                              <w:textDirection w:val="btLr"/>
+                              <w:rPr>
+                                <w:lang w:eastAsia="zh-CN"/>
+                              </w:rPr>
+                            </w:pPr>
+                            <w:r>
+                              <w:rPr>
+                                <w:lang w:eastAsia="zh-CN"/>
+                              </w:rPr>
+                              <w:t>0</w:t>
+                            </w:r>
+                          </w:p>
+                        </w:tc>
+                        <w:tc>
+                          <w:tcPr>
+                            <w:tcW w:w="0" w:type="auto"/>
+                            <w:hideMark/>
+                          </w:tcPr>
+                          <w:p>
+                            <w:pPr>
+                              <w:spacing w:after="160" w:line="258" w:lineRule="auto"/>
+                              <w:textDirection w:val="btLr"/>
+                              <w:rPr>
+                                <w:lang w:eastAsia="zh-CN"/>
+                              </w:rPr>
+                            </w:pPr>
+                            <w:r>
+                              <w:rPr>
+                                <w:lang w:eastAsia="zh-CN"/>
+                              </w:rPr>
+                              <w:t>0</w:t>
+                            </w:r>
+                          </w:p>
+                        </w:tc>
+                        <w:tc>
+                          <w:tcPr>
+                            <w:tcW w:w="0" w:type="auto"/>
+                            <w:hideMark/>
+                          </w:tcPr>
+                          <w:p>
+                            <w:pPr>
+                              <w:spacing w:after="160" w:line="258" w:lineRule="auto"/>
+                              <w:textDirection w:val="btLr"/>
+                              <w:rPr>
+                                <w:lang w:eastAsia="zh-CN"/>
+                              </w:rPr>
+                            </w:pPr>
+                            <w:r>
+                              <w:rPr>
+                                <w:lang w:eastAsia="zh-CN"/>
+                              </w:rPr>
+                              <w:t>0</w:t>
+                            </w:r>
+                          </w:p>
+                        </w:tc>
+                      </w:tr>
+                      <w:tr>
+                        <w:trPr>
+                          <w:jc w:val="center"/>
+                        </w:trPr>
+                        <w:tc>
+                          <w:tcPr>
+                            <w:tcW w:w="0" w:type="auto"/>
+                            <w:hideMark/>
+                          </w:tcPr>
+                          <w:p>
+                            <w:pPr>
+                              <w:spacing w:after="160" w:line="258" w:lineRule="auto"/>
+                              <w:textDirection w:val="btLr"/>
+                              <w:rPr>
+                                <w:lang w:eastAsia="zh-CN"/>
+                              </w:rPr>
+                            </w:pPr>
+                            <w:r>
+                              <w:rPr>
+                                <w:lang w:eastAsia="zh-CN"/>
+                              </w:rPr>
+                              <w:t>8</w:t>
+                            </w:r>
+                          </w:p>
+                        </w:tc>
+                        <w:tc>
+                          <w:tcPr>
+                            <w:tcW w:w="0" w:type="auto"/>
+                            <w:hideMark/>
+                          </w:tcPr>
+                          <w:p>
+                            <w:pPr>
+                              <w:spacing w:after="160" w:line="258" w:lineRule="auto"/>
+                              <w:textDirection w:val="btLr"/>
+                              <w:rPr>
+                                <w:lang w:eastAsia="zh-CN"/>
+                              </w:rPr>
+                            </w:pPr>
+                            <w:r>
+                              <w:rPr>
+                                <w:lang w:eastAsia="zh-CN"/>
+                              </w:rPr>
+                              <w:t>1 0 0 0</w:t>
+                            </w:r>
+                          </w:p>
+                        </w:tc>
+                        <w:tc>
+                          <w:tcPr>
+                            <w:tcW w:w="0" w:type="auto"/>
+                            <w:hideMark/>
+                          </w:tcPr>
+                          <w:p>
+                            <w:pPr>
+                              <w:spacing w:after="160" w:line="258" w:lineRule="auto"/>
+                              <w:textDirection w:val="btLr"/>
+                              <w:rPr>
+                                <w:lang w:eastAsia="zh-CN"/>
+                              </w:rPr>
+                            </w:pPr>
+                            <w:r>
+                              <w:rPr>
+                                <w:lang w:eastAsia="zh-CN"/>
+                              </w:rPr>
+                              <w:t>1</w:t>
+                            </w:r>
+                          </w:p>
+                        </w:tc>
+                        <w:tc>
+                          <w:tcPr>
+                            <w:tcW w:w="0" w:type="auto"/>
+                            <w:hideMark/>
+                          </w:tcPr>
+                          <w:p>
+                            <w:pPr>
+                              <w:spacing w:after="160" w:line="258" w:lineRule="auto"/>
+                              <w:textDirection w:val="btLr"/>
+                              <w:rPr>
+                                <w:lang w:eastAsia="zh-CN"/>
+                              </w:rPr>
+                            </w:pPr>
+                            <w:r>
+                              <w:rPr>
+                                <w:lang w:eastAsia="zh-CN"/>
+                              </w:rPr>
+                              <w:t>1</w:t>
+                            </w:r>
+                          </w:p>
+                        </w:tc>
+                        <w:tc>
+                          <w:tcPr>
+                            <w:tcW w:w="0" w:type="auto"/>
+                            <w:hideMark/>
+                          </w:tcPr>
+                          <w:p>
+                            <w:pPr>
+                              <w:spacing w:after="160" w:line="258" w:lineRule="auto"/>
+                              <w:textDirection w:val="btLr"/>
+                              <w:rPr>
+                                <w:lang w:eastAsia="zh-CN"/>
+                              </w:rPr>
+                            </w:pPr>
+                            <w:r>
+                              <w:rPr>
+                                <w:lang w:eastAsia="zh-CN"/>
+                              </w:rPr>
+                              <w:t>1</w:t>
+                            </w:r>
+                          </w:p>
+                        </w:tc>
+                        <w:tc>
+                          <w:tcPr>
+                            <w:tcW w:w="0" w:type="auto"/>
+                            <w:hideMark/>
+                          </w:tcPr>
+                          <w:p>
+                            <w:pPr>
+                              <w:spacing w:after="160" w:line="258" w:lineRule="auto"/>
+                              <w:textDirection w:val="btLr"/>
+                              <w:rPr>
+                                <w:lang w:eastAsia="zh-CN"/>
+                              </w:rPr>
+                            </w:pPr>
+                            <w:r>
+                              <w:rPr>
+                                <w:lang w:eastAsia="zh-CN"/>
+                              </w:rPr>
+                              <w:t>1</w:t>
+                            </w:r>
+                          </w:p>
+                        </w:tc>
+                        <w:tc>
+                          <w:tcPr>
+                            <w:tcW w:w="0" w:type="auto"/>
+                            <w:hideMark/>
+                          </w:tcPr>
+                          <w:p>
+                            <w:pPr>
+                              <w:spacing w:after="160" w:line="258" w:lineRule="auto"/>
+                              <w:textDirection w:val="btLr"/>
+                              <w:rPr>
+                                <w:lang w:eastAsia="zh-CN"/>
+                              </w:rPr>
+                            </w:pPr>
+                            <w:r>
+                              <w:rPr>
+                                <w:lang w:eastAsia="zh-CN"/>
+                              </w:rPr>
+                              <w:t>1</w:t>
+                            </w:r>
+                          </w:p>
+                        </w:tc>
+                        <w:tc>
+                          <w:tcPr>
+                            <w:tcW w:w="0" w:type="auto"/>
+                            <w:hideMark/>
+                          </w:tcPr>
+                          <w:p>
+                            <w:pPr>
+                              <w:spacing w:after="160" w:line="258" w:lineRule="auto"/>
+                              <w:textDirection w:val="btLr"/>
+                              <w:rPr>
+                                <w:lang w:eastAsia="zh-CN"/>
+                              </w:rPr>
+                            </w:pPr>
+                            <w:r>
+                              <w:rPr>
+                                <w:lang w:eastAsia="zh-CN"/>
+                              </w:rPr>
+                              <w:t>1</w:t>
+                            </w:r>
+                          </w:p>
+                        </w:tc>
+                        <w:tc>
+                          <w:tcPr>
+                            <w:tcW w:w="0" w:type="auto"/>
+                            <w:hideMark/>
+                          </w:tcPr>
+                          <w:p>
+                            <w:pPr>
+                              <w:spacing w:after="160" w:line="258" w:lineRule="auto"/>
+                              <w:textDirection w:val="btLr"/>
+                              <w:rPr>
+                                <w:lang w:eastAsia="zh-CN"/>
+                              </w:rPr>
+                            </w:pPr>
+                            <w:r>
+                              <w:rPr>
+                                <w:lang w:eastAsia="zh-CN"/>
+                              </w:rPr>
+                              <w:t>1</w:t>
+                            </w:r>
+                          </w:p>
+                        </w:tc>
+                      </w:tr>
+                      <w:tr>
+                        <w:trPr>
+                          <w:jc w:val="center"/>
+                        </w:trPr>
+                        <w:tc>
+                          <w:tcPr>
+                            <w:tcW w:w="0" w:type="auto"/>
+                            <w:hideMark/>
+                          </w:tcPr>
+                          <w:p>
+                            <w:pPr>
+                              <w:spacing w:after="160" w:line="258" w:lineRule="auto"/>
+                              <w:textDirection w:val="btLr"/>
+                              <w:rPr>
+                                <w:lang w:eastAsia="zh-CN"/>
+                              </w:rPr>
+                            </w:pPr>
+                            <w:r>
+                              <w:rPr>
+                                <w:lang w:eastAsia="zh-CN"/>
+                              </w:rPr>
+                              <w:t>9</w:t>
+                            </w:r>
+                          </w:p>
+                        </w:tc>
+                        <w:tc>
+                          <w:tcPr>
+                            <w:tcW w:w="0" w:type="auto"/>
+                            <w:hideMark/>
+                          </w:tcPr>
+                          <w:p>
+                            <w:pPr>
+                              <w:spacing w:after="160" w:line="258" w:lineRule="auto"/>
+                              <w:textDirection w:val="btLr"/>
+                              <w:rPr>
+                                <w:lang w:eastAsia="zh-CN"/>
+                              </w:rPr>
+                            </w:pPr>
+                            <w:r>
+                              <w:rPr>
+                                <w:lang w:eastAsia="zh-CN"/>
+                              </w:rPr>
+                              <w:t>1 0 0 1</w:t>
+                            </w:r>
+                          </w:p>
+                        </w:tc>
+                        <w:tc>
+                          <w:tcPr>
+                            <w:tcW w:w="0" w:type="auto"/>
+                            <w:hideMark/>
+                          </w:tcPr>
+                          <w:p>
+                            <w:pPr>
+                              <w:spacing w:after="160" w:line="258" w:lineRule="auto"/>
+                              <w:textDirection w:val="btLr"/>
+                              <w:rPr>
+                                <w:lang w:eastAsia="zh-CN"/>
+                              </w:rPr>
+                            </w:pPr>
+                            <w:r>
+                              <w:rPr>
+                                <w:lang w:eastAsia="zh-CN"/>
+                              </w:rPr>
+                              <w:t>1</w:t>
+                            </w:r>
+                          </w:p>
+                        </w:tc>
+                        <w:tc>
+                          <w:tcPr>
+                            <w:tcW w:w="0" w:type="auto"/>
+                            <w:hideMark/>
+                          </w:tcPr>
+                          <w:p>
+                            <w:pPr>
+                              <w:spacing w:after="160" w:line="258" w:lineRule="auto"/>
+                              <w:textDirection w:val="btLr"/>
+                              <w:rPr>
+                                <w:lang w:eastAsia="zh-CN"/>
+                              </w:rPr>
+                            </w:pPr>
+                            <w:r>
+                              <w:rPr>
+                                <w:lang w:eastAsia="zh-CN"/>
+                              </w:rPr>
+                              <w:t>1</w:t>
+                            </w:r>
+                          </w:p>
+                        </w:tc>
+                        <w:tc>
+                          <w:tcPr>
+                            <w:tcW w:w="0" w:type="auto"/>
+                            <w:hideMark/>
+                          </w:tcPr>
+                          <w:p>
+                            <w:pPr>
+                              <w:spacing w:after="160" w:line="258" w:lineRule="auto"/>
+                              <w:textDirection w:val="btLr"/>
+                              <w:rPr>
+                                <w:lang w:eastAsia="zh-CN"/>
+                              </w:rPr>
+                            </w:pPr>
+                            <w:r>
+                              <w:rPr>
+                                <w:lang w:eastAsia="zh-CN"/>
+                              </w:rPr>
+                              <w:t>1</w:t>
+                            </w:r>
+                          </w:p>
+                        </w:tc>
+                        <w:tc>
+                          <w:tcPr>
+                            <w:tcW w:w="0" w:type="auto"/>
+                            <w:hideMark/>
+                          </w:tcPr>
+                          <w:p>
+                            <w:pPr>
+                              <w:spacing w:after="160" w:line="258" w:lineRule="auto"/>
+                              <w:textDirection w:val="btLr"/>
+                              <w:rPr>
+                                <w:lang w:eastAsia="zh-CN"/>
+                              </w:rPr>
+                            </w:pPr>
+                            <w:r>
+                              <w:rPr>
+                                <w:lang w:eastAsia="zh-CN"/>
+                              </w:rPr>
+                              <w:t>1</w:t>
+                            </w:r>
+                          </w:p>
+                        </w:tc>
+                        <w:tc>
+                          <w:tcPr>
+                            <w:tcW w:w="0" w:type="auto"/>
+                            <w:hideMark/>
+                          </w:tcPr>
+                          <w:p>
+                            <w:pPr>
+                              <w:spacing w:after="160" w:line="258" w:lineRule="auto"/>
+                              <w:textDirection w:val="btLr"/>
+                              <w:rPr>
+                                <w:lang w:eastAsia="zh-CN"/>
+                              </w:rPr>
+                            </w:pPr>
+                            <w:r>
+                              <w:rPr>
+                                <w:lang w:eastAsia="zh-CN"/>
+                              </w:rPr>
+                              <w:t>0</w:t>
+                            </w:r>
+                          </w:p>
+                        </w:tc>
+                        <w:tc>
+                          <w:tcPr>
+                            <w:tcW w:w="0" w:type="auto"/>
+                            <w:hideMark/>
+                          </w:tcPr>
+                          <w:p>
+                            <w:pPr>
+                              <w:spacing w:after="160" w:line="258" w:lineRule="auto"/>
+                              <w:textDirection w:val="btLr"/>
+                              <w:rPr>
+                                <w:lang w:eastAsia="zh-CN"/>
+                              </w:rPr>
+                            </w:pPr>
+                            <w:r>
+                              <w:rPr>
+                                <w:lang w:eastAsia="zh-CN"/>
+                              </w:rPr>
+                              <w:t>1</w:t>
+                            </w:r>
+                          </w:p>
+                        </w:tc>
+                        <w:tc>
+                          <w:tcPr>
+                            <w:tcW w:w="0" w:type="auto"/>
+                            <w:hideMark/>
+                          </w:tcPr>
+                          <w:p>
+                            <w:pPr>
+                              <w:spacing w:after="160" w:line="258" w:lineRule="auto"/>
+                              <w:textDirection w:val="btLr"/>
+                              <w:rPr>
+                                <w:lang w:eastAsia="zh-CN"/>
+                              </w:rPr>
+                            </w:pPr>
+                            <w:r>
+                              <w:rPr>
+                                <w:lang w:eastAsia="zh-CN"/>
+                              </w:rPr>
+                              <w:t>1</w:t>
+                            </w:r>
+                          </w:p>
+                        </w:tc>
+                      </w:tr>
+                    </w:tbl>
+                    <w:p>
+                      <w:pPr>
+                        <w:spacing w:line="258" w:lineRule="auto"/>
+                        <w:textDirection w:val="btLr"/>
+                        <w:rPr>
+                          <w:lang w:eastAsia="zh-CN"/>
+                        </w:rPr>
+                      </w:pPr>
+                      <m:oMathPara>
+                        <m:oMath>
+                          <m:r>
+                            <w:rPr>
+                              <w:rFonts w:ascii="Cambria Math" w:hAnsi="Cambria Math"/>
+                              <w:lang w:eastAsia="zh-CN"/>
+                            </w:rPr>
+                            <m:t>a = A + C + BD + B’D’</m:t>
+                          </m:r>
+                        </m:oMath>
+                      </m:oMathPara>
+                    </w:p>
+                    <w:p>
+                      <w:pPr>
+                        <w:spacing w:line="258" w:lineRule="auto"/>
+                        <w:textDirection w:val="btLr"/>
+                        <w:rPr>
+                          <w:lang w:eastAsia="zh-CN"/>
+                        </w:rPr>
+                      </w:pPr>
+                      <m:oMathPara>
+                        <m:oMath>
+                          <m:r>
+                            <w:rPr>
+                              <w:rFonts w:ascii="Cambria Math" w:hAnsi="Cambria Math"/>
+                              <w:lang w:eastAsia="zh-CN"/>
+                            </w:rPr>
+                            <m:t>b=</m:t>
+                          </m:r>
+                          <m:sSup>
+                            <m:sSupPr>
+                              <m:ctrlPr>
+                                <w:rPr>
+                                  <w:rFonts w:ascii="Cambria Math" w:hAnsi="Cambria Math"/>
+                                  <w:i/>
+                                  <w:lang w:eastAsia="zh-CN"/>
+                                </w:rPr>
+                              </m:ctrlPr>
+                            </m:sSupPr>
+                            <m:e>
+                              <m:r>
+                                <w:rPr>
+                                  <w:rFonts w:ascii="Cambria Math" w:hAnsi="Cambria Math"/>
+                                  <w:lang w:eastAsia="zh-CN"/>
+                                </w:rPr>
+                                <m:t>B</m:t>
+                              </m:r>
+                            </m:e>
+                            <m:sup>
+                              <m:r>
+                                <w:rPr>
+                                  <w:rFonts w:ascii="Cambria Math" w:hAnsi="Cambria Math"/>
+                                  <w:lang w:eastAsia="zh-CN"/>
+                                </w:rPr>
+                                <m:t>'</m:t>
+                              </m:r>
+                            </m:sup>
+                          </m:sSup>
+                          <m:r>
+                            <w:rPr>
+                              <w:rFonts w:ascii="Cambria Math" w:hAnsi="Cambria Math"/>
+                              <w:lang w:eastAsia="zh-CN"/>
+                            </w:rPr>
+                            <m:t>+C’D’+CD</m:t>
+                          </m:r>
+                        </m:oMath>
+                      </m:oMathPara>
+                    </w:p>
+                    <w:p>
+                      <w:pPr>
+                        <w:spacing w:line="258" w:lineRule="auto"/>
+                        <w:textDirection w:val="btLr"/>
+                        <w:rPr>
+                          <w:rFonts w:hint="eastAsia"/>
+                          <w:lang w:eastAsia="zh-CN"/>
+                        </w:rPr>
+                      </w:pPr>
+                      <m:oMathPara>
+                        <m:oMath>
+                          <m:r>
+                            <w:rPr>
+                              <w:rFonts w:ascii="Cambria Math" w:hAnsi="Cambria Math"/>
+                              <w:lang w:eastAsia="zh-CN"/>
+                            </w:rPr>
+                            <m:t>c = B + C’ + D</m:t>
+                          </m:r>
+                        </m:oMath>
+                      </m:oMathPara>
+                    </w:p>
+                    <w:p>
+                      <w:pPr>
+                        <w:spacing w:line="258" w:lineRule="auto"/>
+                        <w:textDirection w:val="btLr"/>
+                        <w:rPr>
+                          <w:rFonts w:hint="eastAsia"/>
+                          <w:lang w:eastAsia="zh-CN"/>
+                        </w:rPr>
+                      </w:pPr>
+                      <m:oMathPara>
+                        <m:oMath>
+                          <m:r>
+                            <w:rPr>
+                              <w:rFonts w:ascii="Cambria Math" w:hAnsi="Cambria Math"/>
+                              <w:lang w:eastAsia="zh-CN"/>
+                            </w:rPr>
+                            <m:t>d = A + B’D’</m:t>
+                          </m:r>
+                          <m:r>
+                            <w:rPr>
+                              <w:rFonts w:ascii="Cambria Math" w:hAnsi="Cambria Math" w:hint="eastAsia"/>
+                              <w:lang w:eastAsia="zh-CN"/>
+                            </w:rPr>
+                            <m:t xml:space="preserve"> </m:t>
+                          </m:r>
+                          <m:r>
+                            <w:rPr>
+                              <w:rFonts w:ascii="Cambria Math" w:hAnsi="Cambria Math"/>
+                              <w:lang w:eastAsia="zh-CN"/>
+                            </w:rPr>
+                            <m:t>+ B’C + CD’ + BC’D</m:t>
+                          </m:r>
+                        </m:oMath>
+                      </m:oMathPara>
+                    </w:p>
+                    <w:p>
+                      <w:pPr>
+                        <w:spacing w:line="258" w:lineRule="auto"/>
+                        <w:textDirection w:val="btLr"/>
+                        <w:rPr>
+                          <w:rFonts w:hint="eastAsia"/>
+                          <w:lang w:eastAsia="zh-CN"/>
+                        </w:rPr>
+                      </w:pPr>
+                      <m:oMathPara>
+                        <m:oMath>
+                          <m:r>
+                            <w:rPr>
+                              <w:rFonts w:ascii="Cambria Math" w:hAnsi="Cambria Math"/>
+                              <w:lang w:eastAsia="zh-CN"/>
+                            </w:rPr>
+                            <m:t>e = B’D’ + CD’</m:t>
+                          </m:r>
+                        </m:oMath>
+                      </m:oMathPara>
+                    </w:p>
+                    <w:p>
+                      <w:pPr>
+                        <w:spacing w:line="258" w:lineRule="auto"/>
+                        <w:textDirection w:val="btLr"/>
+                        <w:rPr>
+                          <w:rFonts w:hint="eastAsia"/>
+                          <w:lang w:eastAsia="zh-CN"/>
+                        </w:rPr>
+                      </w:pPr>
+                      <m:oMathPara>
+                        <m:oMath>
+                          <m:r>
+                            <w:rPr>
+                              <w:rFonts w:ascii="Cambria Math" w:hAnsi="Cambria Math"/>
+                              <w:lang w:eastAsia="zh-CN"/>
+                            </w:rPr>
+                            <m:t>f = A + C’D’</m:t>
+                          </m:r>
+                          <m:r>
+                            <w:rPr>
+                              <w:rFonts w:ascii="Cambria Math" w:hAnsi="Cambria Math" w:hint="eastAsia"/>
+                              <w:lang w:eastAsia="zh-CN"/>
+                            </w:rPr>
+                            <m:t xml:space="preserve"> </m:t>
+                          </m:r>
+                          <m:r>
+                            <w:rPr>
+                              <w:rFonts w:ascii="Cambria Math" w:hAnsi="Cambria Math"/>
+                              <w:lang w:eastAsia="zh-CN"/>
+                            </w:rPr>
+                            <m:t>+ BC’ + BD’</m:t>
+                          </m:r>
+                        </m:oMath>
+                      </m:oMathPara>
+                    </w:p>
+                    <w:p>
+                      <w:pPr>
+                        <w:spacing w:line="258" w:lineRule="auto"/>
+                        <w:textDirection w:val="btLr"/>
+                        <w:rPr>
+                          <w:lang w:eastAsia="zh-CN"/>
+                        </w:rPr>
+                      </w:pPr>
+                      <m:oMathPara>
+                        <m:oMath>
+                          <m:r>
+                            <w:rPr>
+                              <w:rFonts w:ascii="Cambria Math" w:hAnsi="Cambria Math"/>
+                              <w:lang w:eastAsia="zh-CN"/>
+                            </w:rPr>
+                            <m:t>g = A + BC’ + B’C + CD’</m:t>
+                          </m:r>
+                        </m:oMath>
+                      </m:oMathPara>
+                    </w:p>
+                    <w:p>
+                      <w:pPr>
+                        <w:spacing w:line="258" w:lineRule="auto"/>
+                        <w:textDirection w:val="btLr"/>
+                        <w:rPr>
+                          <w:rFonts w:hint="eastAsia"/>
+                          <w:lang w:eastAsia="zh-CN"/>
+                        </w:rPr>
+                      </w:pPr>
+                    </w:p>
                   </w:txbxContent>
                 </v:textbox>
                 <w10:anchorlock/>
@@ -863,7 +5699,6 @@
                               <w:spacing w:line="258" w:lineRule="auto"/>
                               <w:textDirection w:val="btLr"/>
                               <w:rPr>
-                                <w:rFonts w:hint="eastAsia"/>
                                 <w:lang w:eastAsia="zh-CN"/>
                               </w:rPr>
                             </w:pPr>
@@ -997,7 +5832,6 @@
                         <w:spacing w:line="258" w:lineRule="auto"/>
                         <w:textDirection w:val="btLr"/>
                         <w:rPr>
-                          <w:rFonts w:hint="eastAsia"/>
                           <w:lang w:eastAsia="zh-CN"/>
                         </w:rPr>
                       </w:pPr>
@@ -1125,20 +5959,36 @@
                                 <w:rFonts w:ascii="Times New Roman" w:eastAsia="Times New Roman" w:hAnsi="Times New Roman" w:cs="Times New Roman"/>
                                 <w:color w:val="000000"/>
                               </w:rPr>
-                              <w:t>[(B) Insert a screenshot of your ModelSim simulation for Part I.] (</w:t>
-                            </w:r>
+                              <w:t xml:space="preserve">[(B) Insert a screenshot of your </w:t>
+                            </w:r>
+                            <w:proofErr w:type="spellStart"/>
                             <w:r>
                               <w:rPr>
                                 <w:rFonts w:ascii="Times New Roman" w:eastAsia="Times New Roman" w:hAnsi="Times New Roman" w:cs="Times New Roman"/>
                                 <w:color w:val="000000"/>
                               </w:rPr>
-                              <w:t>4</w:t>
-                            </w:r>
+                              <w:t>ModelSim</w:t>
+                            </w:r>
+                            <w:proofErr w:type="spellEnd"/>
                             <w:r>
                               <w:rPr>
                                 <w:rFonts w:ascii="Times New Roman" w:eastAsia="Times New Roman" w:hAnsi="Times New Roman" w:cs="Times New Roman"/>
                                 <w:color w:val="000000"/>
                               </w:rPr>
+                              <w:t xml:space="preserve"> simulation for Part I.] (</w:t>
+                            </w:r>
+                            <w:r>
+                              <w:rPr>
+                                <w:rFonts w:ascii="Times New Roman" w:eastAsia="Times New Roman" w:hAnsi="Times New Roman" w:cs="Times New Roman"/>
+                                <w:color w:val="000000"/>
+                              </w:rPr>
+                              <w:t>4</w:t>
+                            </w:r>
+                            <w:r>
+                              <w:rPr>
+                                <w:rFonts w:ascii="Times New Roman" w:eastAsia="Times New Roman" w:hAnsi="Times New Roman" w:cs="Times New Roman"/>
+                                <w:color w:val="000000"/>
+                              </w:rPr>
                               <w:t xml:space="preserve"> points)</w:t>
                             </w:r>
                           </w:p>
@@ -1147,7 +5997,6 @@
                               <w:spacing w:line="258" w:lineRule="auto"/>
                               <w:textDirection w:val="btLr"/>
                               <w:rPr>
-                                <w:rFonts w:hint="eastAsia"/>
                                 <w:lang w:eastAsia="zh-CN"/>
                               </w:rPr>
                             </w:pPr>
@@ -1224,7 +6073,23 @@
                           <w:rFonts w:ascii="Times New Roman" w:eastAsia="Times New Roman" w:hAnsi="Times New Roman" w:cs="Times New Roman"/>
                           <w:color w:val="000000"/>
                         </w:rPr>
-                        <w:t>[(B) Insert a screenshot of your ModelSim simulation for Part I.] (</w:t>
+                        <w:t xml:space="preserve">[(B) Insert a screenshot of your </w:t>
+                      </w:r>
+                      <w:proofErr w:type="spellStart"/>
+                      <w:r>
+                        <w:rPr>
+                          <w:rFonts w:ascii="Times New Roman" w:eastAsia="Times New Roman" w:hAnsi="Times New Roman" w:cs="Times New Roman"/>
+                          <w:color w:val="000000"/>
+                        </w:rPr>
+                        <w:t>ModelSim</w:t>
+                      </w:r>
+                      <w:proofErr w:type="spellEnd"/>
+                      <w:r>
+                        <w:rPr>
+                          <w:rFonts w:ascii="Times New Roman" w:eastAsia="Times New Roman" w:hAnsi="Times New Roman" w:cs="Times New Roman"/>
+                          <w:color w:val="000000"/>
+                        </w:rPr>
+                        <w:t xml:space="preserve"> simulation for Part I.] (</w:t>
                       </w:r>
                       <w:r>
                         <w:rPr>
@@ -1246,7 +6111,6 @@
                         <w:spacing w:line="258" w:lineRule="auto"/>
                         <w:textDirection w:val="btLr"/>
                         <w:rPr>
-                          <w:rFonts w:hint="eastAsia"/>
                           <w:lang w:eastAsia="zh-CN"/>
                         </w:rPr>
                       </w:pPr>
@@ -1747,7 +6611,23 @@
                                 <w:rFonts w:ascii="Times New Roman" w:eastAsia="Times New Roman" w:hAnsi="Times New Roman" w:cs="Times New Roman"/>
                                 <w:color w:val="000000"/>
                               </w:rPr>
-                              <w:t>[(B) Insert a screenshot of your ModelSim simulation for Part II.] (2 points)</w:t>
+                              <w:t xml:space="preserve">[(B) Insert a screenshot of your </w:t>
+                            </w:r>
+                            <w:proofErr w:type="spellStart"/>
+                            <w:r>
+                              <w:rPr>
+                                <w:rFonts w:ascii="Times New Roman" w:eastAsia="Times New Roman" w:hAnsi="Times New Roman" w:cs="Times New Roman"/>
+                                <w:color w:val="000000"/>
+                              </w:rPr>
+                              <w:t>ModelSim</w:t>
+                            </w:r>
+                            <w:proofErr w:type="spellEnd"/>
+                            <w:r>
+                              <w:rPr>
+                                <w:rFonts w:ascii="Times New Roman" w:eastAsia="Times New Roman" w:hAnsi="Times New Roman" w:cs="Times New Roman"/>
+                                <w:color w:val="000000"/>
+                              </w:rPr>
+                              <w:t xml:space="preserve"> simulation for Part II.] (2 points)</w:t>
                             </w:r>
                           </w:p>
                           <w:p>
@@ -1873,7 +6753,23 @@
                           <w:rFonts w:ascii="Times New Roman" w:eastAsia="Times New Roman" w:hAnsi="Times New Roman" w:cs="Times New Roman"/>
                           <w:color w:val="000000"/>
                         </w:rPr>
-                        <w:t>[(B) Insert a screenshot of your ModelSim simulation for Part II.] (2 points)</w:t>
+                        <w:t xml:space="preserve">[(B) Insert a screenshot of your </w:t>
+                      </w:r>
+                      <w:proofErr w:type="spellStart"/>
+                      <w:r>
+                        <w:rPr>
+                          <w:rFonts w:ascii="Times New Roman" w:eastAsia="Times New Roman" w:hAnsi="Times New Roman" w:cs="Times New Roman"/>
+                          <w:color w:val="000000"/>
+                        </w:rPr>
+                        <w:t>ModelSim</w:t>
+                      </w:r>
+                      <w:proofErr w:type="spellEnd"/>
+                      <w:r>
+                        <w:rPr>
+                          <w:rFonts w:ascii="Times New Roman" w:eastAsia="Times New Roman" w:hAnsi="Times New Roman" w:cs="Times New Roman"/>
+                          <w:color w:val="000000"/>
+                        </w:rPr>
+                        <w:t xml:space="preserve"> simulation for Part II.] (2 points)</w:t>
                       </w:r>
                     </w:p>
                     <w:p>
@@ -2580,7 +7476,23 @@
                                 <w:rFonts w:ascii="Times New Roman" w:eastAsia="Times New Roman" w:hAnsi="Times New Roman" w:cs="Times New Roman"/>
                                 <w:color w:val="000000"/>
                               </w:rPr>
-                              <w:t>[(B) Insert an image of your ModelSim Simulation.] (</w:t>
+                              <w:t xml:space="preserve">[(B) Insert an image of your </w:t>
+                            </w:r>
+                            <w:proofErr w:type="spellStart"/>
+                            <w:r>
+                              <w:rPr>
+                                <w:rFonts w:ascii="Times New Roman" w:eastAsia="Times New Roman" w:hAnsi="Times New Roman" w:cs="Times New Roman"/>
+                                <w:color w:val="000000"/>
+                              </w:rPr>
+                              <w:t>ModelSim</w:t>
+                            </w:r>
+                            <w:proofErr w:type="spellEnd"/>
+                            <w:r>
+                              <w:rPr>
+                                <w:rFonts w:ascii="Times New Roman" w:eastAsia="Times New Roman" w:hAnsi="Times New Roman" w:cs="Times New Roman"/>
+                                <w:color w:val="000000"/>
+                              </w:rPr>
+                              <w:t xml:space="preserve"> Simulation.] (</w:t>
                             </w:r>
                             <w:r>
                               <w:rPr>
@@ -2674,7 +7586,23 @@
                           <w:rFonts w:ascii="Times New Roman" w:eastAsia="Times New Roman" w:hAnsi="Times New Roman" w:cs="Times New Roman"/>
                           <w:color w:val="000000"/>
                         </w:rPr>
-                        <w:t>[(B) Insert an image of your ModelSim Simulation.] (</w:t>
+                        <w:t xml:space="preserve">[(B) Insert an image of your </w:t>
+                      </w:r>
+                      <w:proofErr w:type="spellStart"/>
+                      <w:r>
+                        <w:rPr>
+                          <w:rFonts w:ascii="Times New Roman" w:eastAsia="Times New Roman" w:hAnsi="Times New Roman" w:cs="Times New Roman"/>
+                          <w:color w:val="000000"/>
+                        </w:rPr>
+                        <w:t>ModelSim</w:t>
+                      </w:r>
+                      <w:proofErr w:type="spellEnd"/>
+                      <w:r>
+                        <w:rPr>
+                          <w:rFonts w:ascii="Times New Roman" w:eastAsia="Times New Roman" w:hAnsi="Times New Roman" w:cs="Times New Roman"/>
+                          <w:color w:val="000000"/>
+                        </w:rPr>
+                        <w:t xml:space="preserve"> Simulation.] (</w:t>
                       </w:r>
                       <w:r>
                         <w:rPr>
@@ -3889,7 +8817,6 @@
   <w:style w:type="character" w:default="1" w:styleId="a0">
     <w:name w:val="Default Paragraph Font"/>
     <w:uiPriority w:val="1"/>
-    <w:semiHidden/>
     <w:unhideWhenUsed/>
   </w:style>
   <w:style w:type="table" w:default="1" w:styleId="a1">
